--- a/supermind/report-pipeline/output/reports/PITAKA-高端手机壳-V1-20261017.docx
+++ b/supermind/report-pipeline/output/reports/PITAKA-高端手机壳-V1-20261017.docx
@@ -296,83 +296,505 @@
         <w:t>按价格从高到低，产品线矩阵如下表。价格只采用底稿中出现的数字，没有的一律标未获取，不给编造数字。</w:t>
       </w:r>
     </w:p>
-    <w:p>
-      <w:pPr/>
-      <w:r>
-        <w:rPr>
-          <w:rFonts w:ascii="PingFang SC" w:hAnsi="PingFang SC" w:eastAsia="PingFang SC"/>
-          <w:b w:val="0"/>
-          <w:sz w:val="22"/>
-        </w:rPr>
-        <w:t>| 产品线 | 参考价格 | 角色 | 说明 |</w:t>
-      </w:r>
-    </w:p>
-    <w:p>
-      <w:pPr/>
-      <w:r>
-        <w:rPr>
-          <w:rFonts w:ascii="PingFang SC" w:hAnsi="PingFang SC" w:eastAsia="PingFang SC"/>
-          <w:b w:val="0"/>
-          <w:sz w:val="22"/>
-        </w:rPr>
-        <w:t>| --- | --- | --- | --- |</w:t>
-      </w:r>
-    </w:p>
-    <w:p>
-      <w:pPr/>
-      <w:r>
-        <w:rPr>
-          <w:rFonts w:ascii="PingFang SC" w:hAnsi="PingFang SC" w:eastAsia="PingFang SC"/>
-          <w:b w:val="0"/>
-          <w:sz w:val="22"/>
-        </w:rPr>
-        <w:t>| 三体联名 | 未获取 | 形象款、破圈款 | 2023 年 IP 联名，限量属性，价格未获取，联名限量通常位于价格带顶部，此点属推断 |</w:t>
-      </w:r>
-    </w:p>
-    <w:p>
-      <w:pPr/>
-      <w:r>
-        <w:rPr>
-          <w:rFonts w:ascii="PingFang SC" w:hAnsi="PingFang SC" w:eastAsia="PingFang SC"/>
-          <w:b w:val="0"/>
-          <w:sz w:val="22"/>
-        </w:rPr>
-        <w:t>| 日落系列 | 499 元 | 形象款、工艺旗舰 | 芳纶浮织工艺，日落 2.0 加州旧梦 499 元，媒体口径 2026 年 5 月 |</w:t>
-      </w:r>
-    </w:p>
-    <w:p>
-      <w:pPr/>
-      <w:r>
-        <w:rPr>
-          <w:rFonts w:ascii="PingFang SC" w:hAnsi="PingFang SC" w:eastAsia="PingFang SC"/>
-          <w:b w:val="0"/>
-          <w:sz w:val="22"/>
-        </w:rPr>
-        <w:t>| MagEZ 磁吸壳 | 389 元 | 旗舰走量款 | 核心大单品，MagEZ Case2 芳纶磁吸 389 元，2021 年知乎测评口径，主流价格带 300 到 500 元 |</w:t>
-      </w:r>
-    </w:p>
-    <w:p>
-      <w:pPr/>
-      <w:r>
-        <w:rPr>
-          <w:rFonts w:ascii="PingFang SC" w:hAnsi="PingFang SC" w:eastAsia="PingFang SC"/>
-          <w:b w:val="0"/>
-          <w:sz w:val="22"/>
-        </w:rPr>
-        <w:t>| PitaTap 芳纶编织壳 | 未获取 | 走量线、编织工艺线 | 芳纶编织工艺，价格未获取 |</w:t>
-      </w:r>
-    </w:p>
-    <w:p>
-      <w:pPr/>
-      <w:r>
-        <w:rPr>
-          <w:rFonts w:ascii="PingFang SC" w:hAnsi="PingFang SC" w:eastAsia="PingFang SC"/>
-          <w:b w:val="0"/>
-          <w:sz w:val="22"/>
-        </w:rPr>
-        <w:t>| MagEZ Wallet 卡包 | 未获取 | 配件延伸款 | 磁吸生态卡包，2016 年 5 月发布，官方称全球首款模块碳纤维化卡包 |</w:t>
-      </w:r>
-    </w:p>
+    <w:tbl>
+      <w:tblPr>
+        <w:tblStyle w:val="TableGrid"/>
+        <w:tblW w:type="auto" w:w="0"/>
+        <w:jc w:val="center"/>
+        <w:tblLook w:firstColumn="1" w:firstRow="1" w:lastColumn="0" w:lastRow="0" w:noHBand="0" w:noVBand="1" w:val="04A0"/>
+      </w:tblPr>
+      <w:tblGrid>
+        <w:gridCol w:w="2379"/>
+        <w:gridCol w:w="2379"/>
+        <w:gridCol w:w="2379"/>
+        <w:gridCol w:w="2379"/>
+      </w:tblGrid>
+      <w:tr>
+        <w:tc>
+          <w:tcPr>
+            <w:tcW w:type="dxa" w:w="2379"/>
+            <w:shd w:fill="1F3864"/>
+          </w:tcPr>
+          <w:p>
+            <w:pPr>
+              <w:spacing w:before="60" w:after="60" w:line="276" w:lineRule="auto"/>
+            </w:pPr>
+            <w:r/>
+            <w:r>
+              <w:rPr>
+                <w:rFonts w:ascii="PingFang SC" w:hAnsi="PingFang SC" w:eastAsia="PingFang SC"/>
+                <w:b/>
+                <w:color w:val="FFFFFF"/>
+                <w:sz w:val="19"/>
+              </w:rPr>
+              <w:t>产品线</w:t>
+            </w:r>
+          </w:p>
+        </w:tc>
+        <w:tc>
+          <w:tcPr>
+            <w:tcW w:type="dxa" w:w="2379"/>
+            <w:shd w:fill="1F3864"/>
+          </w:tcPr>
+          <w:p>
+            <w:pPr>
+              <w:spacing w:before="60" w:after="60" w:line="276" w:lineRule="auto"/>
+            </w:pPr>
+            <w:r/>
+            <w:r>
+              <w:rPr>
+                <w:rFonts w:ascii="PingFang SC" w:hAnsi="PingFang SC" w:eastAsia="PingFang SC"/>
+                <w:b/>
+                <w:color w:val="FFFFFF"/>
+                <w:sz w:val="19"/>
+              </w:rPr>
+              <w:t>参考价格</w:t>
+            </w:r>
+          </w:p>
+        </w:tc>
+        <w:tc>
+          <w:tcPr>
+            <w:tcW w:type="dxa" w:w="2379"/>
+            <w:shd w:fill="1F3864"/>
+          </w:tcPr>
+          <w:p>
+            <w:pPr>
+              <w:spacing w:before="60" w:after="60" w:line="276" w:lineRule="auto"/>
+            </w:pPr>
+            <w:r/>
+            <w:r>
+              <w:rPr>
+                <w:rFonts w:ascii="PingFang SC" w:hAnsi="PingFang SC" w:eastAsia="PingFang SC"/>
+                <w:b/>
+                <w:color w:val="FFFFFF"/>
+                <w:sz w:val="19"/>
+              </w:rPr>
+              <w:t>角色</w:t>
+            </w:r>
+          </w:p>
+        </w:tc>
+        <w:tc>
+          <w:tcPr>
+            <w:tcW w:type="dxa" w:w="2379"/>
+            <w:shd w:fill="1F3864"/>
+          </w:tcPr>
+          <w:p>
+            <w:pPr>
+              <w:spacing w:before="60" w:after="60" w:line="276" w:lineRule="auto"/>
+            </w:pPr>
+            <w:r/>
+            <w:r>
+              <w:rPr>
+                <w:rFonts w:ascii="PingFang SC" w:hAnsi="PingFang SC" w:eastAsia="PingFang SC"/>
+                <w:b/>
+                <w:color w:val="FFFFFF"/>
+                <w:sz w:val="19"/>
+              </w:rPr>
+              <w:t>说明</w:t>
+            </w:r>
+          </w:p>
+        </w:tc>
+      </w:tr>
+      <w:tr>
+        <w:tc>
+          <w:tcPr>
+            <w:tcW w:type="dxa" w:w="2379"/>
+          </w:tcPr>
+          <w:p>
+            <w:pPr>
+              <w:spacing w:before="60" w:after="60" w:line="276" w:lineRule="auto"/>
+            </w:pPr>
+            <w:r/>
+            <w:r>
+              <w:rPr>
+                <w:rFonts w:ascii="PingFang SC" w:hAnsi="PingFang SC" w:eastAsia="PingFang SC"/>
+                <w:b w:val="0"/>
+                <w:sz w:val="18"/>
+              </w:rPr>
+              <w:t>三体联名</w:t>
+            </w:r>
+          </w:p>
+        </w:tc>
+        <w:tc>
+          <w:tcPr>
+            <w:tcW w:type="dxa" w:w="2379"/>
+          </w:tcPr>
+          <w:p>
+            <w:pPr>
+              <w:spacing w:before="60" w:after="60" w:line="276" w:lineRule="auto"/>
+            </w:pPr>
+            <w:r/>
+            <w:r>
+              <w:rPr>
+                <w:rFonts w:ascii="PingFang SC" w:hAnsi="PingFang SC" w:eastAsia="PingFang SC"/>
+                <w:b w:val="0"/>
+                <w:sz w:val="18"/>
+              </w:rPr>
+              <w:t>未获取</w:t>
+            </w:r>
+          </w:p>
+        </w:tc>
+        <w:tc>
+          <w:tcPr>
+            <w:tcW w:type="dxa" w:w="2379"/>
+          </w:tcPr>
+          <w:p>
+            <w:pPr>
+              <w:spacing w:before="60" w:after="60" w:line="276" w:lineRule="auto"/>
+            </w:pPr>
+            <w:r/>
+            <w:r>
+              <w:rPr>
+                <w:rFonts w:ascii="PingFang SC" w:hAnsi="PingFang SC" w:eastAsia="PingFang SC"/>
+                <w:b w:val="0"/>
+                <w:sz w:val="18"/>
+              </w:rPr>
+              <w:t>形象款、破圈款</w:t>
+            </w:r>
+          </w:p>
+        </w:tc>
+        <w:tc>
+          <w:tcPr>
+            <w:tcW w:type="dxa" w:w="2379"/>
+          </w:tcPr>
+          <w:p>
+            <w:pPr>
+              <w:spacing w:before="60" w:after="60" w:line="276" w:lineRule="auto"/>
+            </w:pPr>
+            <w:r/>
+            <w:r>
+              <w:rPr>
+                <w:rFonts w:ascii="PingFang SC" w:hAnsi="PingFang SC" w:eastAsia="PingFang SC"/>
+                <w:b w:val="0"/>
+                <w:sz w:val="18"/>
+              </w:rPr>
+              <w:t>2023 年 IP 联名，限量属性，价格未获取，联名限量通常位于价格带顶部，此点属推断</w:t>
+            </w:r>
+          </w:p>
+        </w:tc>
+      </w:tr>
+      <w:tr>
+        <w:tc>
+          <w:tcPr>
+            <w:tcW w:type="dxa" w:w="2379"/>
+            <w:shd w:fill="EDF1F8"/>
+          </w:tcPr>
+          <w:p>
+            <w:pPr>
+              <w:spacing w:before="60" w:after="60" w:line="276" w:lineRule="auto"/>
+            </w:pPr>
+            <w:r/>
+            <w:r>
+              <w:rPr>
+                <w:rFonts w:ascii="PingFang SC" w:hAnsi="PingFang SC" w:eastAsia="PingFang SC"/>
+                <w:b w:val="0"/>
+                <w:sz w:val="18"/>
+              </w:rPr>
+              <w:t>日落系列</w:t>
+            </w:r>
+          </w:p>
+        </w:tc>
+        <w:tc>
+          <w:tcPr>
+            <w:tcW w:type="dxa" w:w="2379"/>
+            <w:shd w:fill="EDF1F8"/>
+          </w:tcPr>
+          <w:p>
+            <w:pPr>
+              <w:spacing w:before="60" w:after="60" w:line="276" w:lineRule="auto"/>
+            </w:pPr>
+            <w:r/>
+            <w:r>
+              <w:rPr>
+                <w:rFonts w:ascii="PingFang SC" w:hAnsi="PingFang SC" w:eastAsia="PingFang SC"/>
+                <w:b w:val="0"/>
+                <w:sz w:val="18"/>
+              </w:rPr>
+              <w:t>499 元</w:t>
+            </w:r>
+          </w:p>
+        </w:tc>
+        <w:tc>
+          <w:tcPr>
+            <w:tcW w:type="dxa" w:w="2379"/>
+            <w:shd w:fill="EDF1F8"/>
+          </w:tcPr>
+          <w:p>
+            <w:pPr>
+              <w:spacing w:before="60" w:after="60" w:line="276" w:lineRule="auto"/>
+            </w:pPr>
+            <w:r/>
+            <w:r>
+              <w:rPr>
+                <w:rFonts w:ascii="PingFang SC" w:hAnsi="PingFang SC" w:eastAsia="PingFang SC"/>
+                <w:b w:val="0"/>
+                <w:sz w:val="18"/>
+              </w:rPr>
+              <w:t>形象款、工艺旗舰</w:t>
+            </w:r>
+          </w:p>
+        </w:tc>
+        <w:tc>
+          <w:tcPr>
+            <w:tcW w:type="dxa" w:w="2379"/>
+            <w:shd w:fill="EDF1F8"/>
+          </w:tcPr>
+          <w:p>
+            <w:pPr>
+              <w:spacing w:before="60" w:after="60" w:line="276" w:lineRule="auto"/>
+            </w:pPr>
+            <w:r/>
+            <w:r>
+              <w:rPr>
+                <w:rFonts w:ascii="PingFang SC" w:hAnsi="PingFang SC" w:eastAsia="PingFang SC"/>
+                <w:b w:val="0"/>
+                <w:sz w:val="18"/>
+              </w:rPr>
+              <w:t>芳纶浮织工艺，日落 2.0 加州旧梦 499 元，媒体口径 2026 年 5 月</w:t>
+            </w:r>
+          </w:p>
+        </w:tc>
+      </w:tr>
+      <w:tr>
+        <w:tc>
+          <w:tcPr>
+            <w:tcW w:type="dxa" w:w="2379"/>
+          </w:tcPr>
+          <w:p>
+            <w:pPr>
+              <w:spacing w:before="60" w:after="60" w:line="276" w:lineRule="auto"/>
+            </w:pPr>
+            <w:r/>
+            <w:r>
+              <w:rPr>
+                <w:rFonts w:ascii="PingFang SC" w:hAnsi="PingFang SC" w:eastAsia="PingFang SC"/>
+                <w:b w:val="0"/>
+                <w:sz w:val="18"/>
+              </w:rPr>
+              <w:t>MagEZ 磁吸壳</w:t>
+            </w:r>
+          </w:p>
+        </w:tc>
+        <w:tc>
+          <w:tcPr>
+            <w:tcW w:type="dxa" w:w="2379"/>
+          </w:tcPr>
+          <w:p>
+            <w:pPr>
+              <w:spacing w:before="60" w:after="60" w:line="276" w:lineRule="auto"/>
+            </w:pPr>
+            <w:r/>
+            <w:r>
+              <w:rPr>
+                <w:rFonts w:ascii="PingFang SC" w:hAnsi="PingFang SC" w:eastAsia="PingFang SC"/>
+                <w:b w:val="0"/>
+                <w:sz w:val="18"/>
+              </w:rPr>
+              <w:t>389 元</w:t>
+            </w:r>
+          </w:p>
+        </w:tc>
+        <w:tc>
+          <w:tcPr>
+            <w:tcW w:type="dxa" w:w="2379"/>
+          </w:tcPr>
+          <w:p>
+            <w:pPr>
+              <w:spacing w:before="60" w:after="60" w:line="276" w:lineRule="auto"/>
+            </w:pPr>
+            <w:r/>
+            <w:r>
+              <w:rPr>
+                <w:rFonts w:ascii="PingFang SC" w:hAnsi="PingFang SC" w:eastAsia="PingFang SC"/>
+                <w:b w:val="0"/>
+                <w:sz w:val="18"/>
+              </w:rPr>
+              <w:t>旗舰走量款</w:t>
+            </w:r>
+          </w:p>
+        </w:tc>
+        <w:tc>
+          <w:tcPr>
+            <w:tcW w:type="dxa" w:w="2379"/>
+          </w:tcPr>
+          <w:p>
+            <w:pPr>
+              <w:spacing w:before="60" w:after="60" w:line="276" w:lineRule="auto"/>
+            </w:pPr>
+            <w:r/>
+            <w:r>
+              <w:rPr>
+                <w:rFonts w:ascii="PingFang SC" w:hAnsi="PingFang SC" w:eastAsia="PingFang SC"/>
+                <w:b w:val="0"/>
+                <w:sz w:val="18"/>
+              </w:rPr>
+              <w:t>核心大单品，MagEZ Case2 芳纶磁吸 389 元，2021 年知乎测评口径，主流价格带 300 到 500 元</w:t>
+            </w:r>
+          </w:p>
+        </w:tc>
+      </w:tr>
+      <w:tr>
+        <w:tc>
+          <w:tcPr>
+            <w:tcW w:type="dxa" w:w="2379"/>
+            <w:shd w:fill="EDF1F8"/>
+          </w:tcPr>
+          <w:p>
+            <w:pPr>
+              <w:spacing w:before="60" w:after="60" w:line="276" w:lineRule="auto"/>
+            </w:pPr>
+            <w:r/>
+            <w:r>
+              <w:rPr>
+                <w:rFonts w:ascii="PingFang SC" w:hAnsi="PingFang SC" w:eastAsia="PingFang SC"/>
+                <w:b w:val="0"/>
+                <w:sz w:val="18"/>
+              </w:rPr>
+              <w:t>PitaTap 芳纶编织壳</w:t>
+            </w:r>
+          </w:p>
+        </w:tc>
+        <w:tc>
+          <w:tcPr>
+            <w:tcW w:type="dxa" w:w="2379"/>
+            <w:shd w:fill="EDF1F8"/>
+          </w:tcPr>
+          <w:p>
+            <w:pPr>
+              <w:spacing w:before="60" w:after="60" w:line="276" w:lineRule="auto"/>
+            </w:pPr>
+            <w:r/>
+            <w:r>
+              <w:rPr>
+                <w:rFonts w:ascii="PingFang SC" w:hAnsi="PingFang SC" w:eastAsia="PingFang SC"/>
+                <w:b w:val="0"/>
+                <w:sz w:val="18"/>
+              </w:rPr>
+              <w:t>未获取</w:t>
+            </w:r>
+          </w:p>
+        </w:tc>
+        <w:tc>
+          <w:tcPr>
+            <w:tcW w:type="dxa" w:w="2379"/>
+            <w:shd w:fill="EDF1F8"/>
+          </w:tcPr>
+          <w:p>
+            <w:pPr>
+              <w:spacing w:before="60" w:after="60" w:line="276" w:lineRule="auto"/>
+            </w:pPr>
+            <w:r/>
+            <w:r>
+              <w:rPr>
+                <w:rFonts w:ascii="PingFang SC" w:hAnsi="PingFang SC" w:eastAsia="PingFang SC"/>
+                <w:b w:val="0"/>
+                <w:sz w:val="18"/>
+              </w:rPr>
+              <w:t>走量线、编织工艺线</w:t>
+            </w:r>
+          </w:p>
+        </w:tc>
+        <w:tc>
+          <w:tcPr>
+            <w:tcW w:type="dxa" w:w="2379"/>
+            <w:shd w:fill="EDF1F8"/>
+          </w:tcPr>
+          <w:p>
+            <w:pPr>
+              <w:spacing w:before="60" w:after="60" w:line="276" w:lineRule="auto"/>
+            </w:pPr>
+            <w:r/>
+            <w:r>
+              <w:rPr>
+                <w:rFonts w:ascii="PingFang SC" w:hAnsi="PingFang SC" w:eastAsia="PingFang SC"/>
+                <w:b w:val="0"/>
+                <w:sz w:val="18"/>
+              </w:rPr>
+              <w:t>芳纶编织工艺，价格未获取</w:t>
+            </w:r>
+          </w:p>
+        </w:tc>
+      </w:tr>
+      <w:tr>
+        <w:tc>
+          <w:tcPr>
+            <w:tcW w:type="dxa" w:w="2379"/>
+          </w:tcPr>
+          <w:p>
+            <w:pPr>
+              <w:spacing w:before="60" w:after="60" w:line="276" w:lineRule="auto"/>
+            </w:pPr>
+            <w:r/>
+            <w:r>
+              <w:rPr>
+                <w:rFonts w:ascii="PingFang SC" w:hAnsi="PingFang SC" w:eastAsia="PingFang SC"/>
+                <w:b w:val="0"/>
+                <w:sz w:val="18"/>
+              </w:rPr>
+              <w:t>MagEZ Wallet 卡包</w:t>
+            </w:r>
+          </w:p>
+        </w:tc>
+        <w:tc>
+          <w:tcPr>
+            <w:tcW w:type="dxa" w:w="2379"/>
+          </w:tcPr>
+          <w:p>
+            <w:pPr>
+              <w:spacing w:before="60" w:after="60" w:line="276" w:lineRule="auto"/>
+            </w:pPr>
+            <w:r/>
+            <w:r>
+              <w:rPr>
+                <w:rFonts w:ascii="PingFang SC" w:hAnsi="PingFang SC" w:eastAsia="PingFang SC"/>
+                <w:b w:val="0"/>
+                <w:sz w:val="18"/>
+              </w:rPr>
+              <w:t>未获取</w:t>
+            </w:r>
+          </w:p>
+        </w:tc>
+        <w:tc>
+          <w:tcPr>
+            <w:tcW w:type="dxa" w:w="2379"/>
+          </w:tcPr>
+          <w:p>
+            <w:pPr>
+              <w:spacing w:before="60" w:after="60" w:line="276" w:lineRule="auto"/>
+            </w:pPr>
+            <w:r/>
+            <w:r>
+              <w:rPr>
+                <w:rFonts w:ascii="PingFang SC" w:hAnsi="PingFang SC" w:eastAsia="PingFang SC"/>
+                <w:b w:val="0"/>
+                <w:sz w:val="18"/>
+              </w:rPr>
+              <w:t>配件延伸款</w:t>
+            </w:r>
+          </w:p>
+        </w:tc>
+        <w:tc>
+          <w:tcPr>
+            <w:tcW w:type="dxa" w:w="2379"/>
+          </w:tcPr>
+          <w:p>
+            <w:pPr>
+              <w:spacing w:before="60" w:after="60" w:line="276" w:lineRule="auto"/>
+            </w:pPr>
+            <w:r/>
+            <w:r>
+              <w:rPr>
+                <w:rFonts w:ascii="PingFang SC" w:hAnsi="PingFang SC" w:eastAsia="PingFang SC"/>
+                <w:b w:val="0"/>
+                <w:sz w:val="18"/>
+              </w:rPr>
+              <w:t>磁吸生态卡包，2016 年 5 月发布，官方称全球首款模块碳纤维化卡包</w:t>
+            </w:r>
+          </w:p>
+        </w:tc>
+      </w:tr>
+    </w:tbl>
+    <w:p/>
     <w:p>
       <w:pPr/>
       <w:r>
@@ -9566,259 +9988,2216 @@
         <w:t>二、关键数据核验表</w:t>
       </w:r>
     </w:p>
-    <w:p>
-      <w:pPr/>
-      <w:r>
-        <w:rPr>
-          <w:rFonts w:ascii="PingFang SC" w:hAnsi="PingFang SC" w:eastAsia="PingFang SC"/>
-          <w:b w:val="0"/>
-          <w:sz w:val="22"/>
-        </w:rPr>
-        <w:t>| 数据 | 数值 | 来源 | 层级 | 本报告用途 |</w:t>
-      </w:r>
-    </w:p>
-    <w:p>
-      <w:pPr/>
-      <w:r>
-        <w:rPr>
-          <w:rFonts w:ascii="PingFang SC" w:hAnsi="PingFang SC" w:eastAsia="PingFang SC"/>
-          <w:b w:val="0"/>
-          <w:sz w:val="22"/>
-        </w:rPr>
-        <w:t>| --- | --- | --- | --- | --- |</w:t>
-      </w:r>
-    </w:p>
-    <w:p>
-      <w:pPr/>
-      <w:r>
-        <w:rPr>
-          <w:rFonts w:ascii="PingFang SC" w:hAnsi="PingFang SC" w:eastAsia="PingFang SC"/>
-          <w:b w:val="0"/>
-          <w:sz w:val="22"/>
-        </w:rPr>
-        <w:t>| 中国手机壳市场规模（2022） | 154.76 亿元 | 中国报告大厅 | 报道层 | 行业规模的一个口径 |</w:t>
-      </w:r>
-    </w:p>
-    <w:p>
-      <w:pPr/>
-      <w:r>
-        <w:rPr>
-          <w:rFonts w:ascii="PingFang SC" w:hAnsi="PingFang SC" w:eastAsia="PingFang SC"/>
-          <w:b w:val="0"/>
-          <w:sz w:val="22"/>
-        </w:rPr>
-        <w:t>| 中国手机壳市场规模（2023） | 超过 1200 亿元 | 手机中研网 | 报道层，存疑 | 另一口径，与上一行冲突，正文并列呈现不取舍 |</w:t>
-      </w:r>
-    </w:p>
-    <w:p>
-      <w:pPr/>
-      <w:r>
-        <w:rPr>
-          <w:rFonts w:ascii="PingFang SC" w:hAnsi="PingFang SC" w:eastAsia="PingFang SC"/>
-          <w:b w:val="0"/>
-          <w:sz w:val="22"/>
-        </w:rPr>
-        <w:t>| 全球手机壳市场（2022） | 999.11 亿元 | 中国报告大厅 | 报道层 | 全球对照 |</w:t>
-      </w:r>
-    </w:p>
-    <w:p>
-      <w:pPr/>
-      <w:r>
-        <w:rPr>
-          <w:rFonts w:ascii="PingFang SC" w:hAnsi="PingFang SC" w:eastAsia="PingFang SC"/>
-          <w:b w:val="0"/>
-          <w:sz w:val="22"/>
-        </w:rPr>
-        <w:t>| 手机壳年均增速 | 约 9.6% | 中研普华 | 报道层 | 行业增速参考 |</w:t>
-      </w:r>
-    </w:p>
-    <w:p>
-      <w:pPr/>
-      <w:r>
-        <w:rPr>
-          <w:rFonts w:ascii="PingFang SC" w:hAnsi="PingFang SC" w:eastAsia="PingFang SC"/>
-          <w:b w:val="0"/>
-          <w:sz w:val="22"/>
-        </w:rPr>
-        <w:t>| 用户渗透率 | 约 75% 使用手机壳，约 25% 买 2 个以上 | 手机中研网 | 报道层 | 复购逻辑 |</w:t>
-      </w:r>
-    </w:p>
-    <w:p>
-      <w:pPr/>
-      <w:r>
-        <w:rPr>
-          <w:rFonts w:ascii="PingFang SC" w:hAnsi="PingFang SC" w:eastAsia="PingFang SC"/>
-          <w:b w:val="0"/>
-          <w:sz w:val="22"/>
-        </w:rPr>
-        <w:t>| 杰美特 2024 营收 | 7.62 亿元，同比 +12.59% | 2024 年年报 | 已确认 | 决色母公司财务锚点 |</w:t>
-      </w:r>
-    </w:p>
-    <w:p>
-      <w:pPr/>
-      <w:r>
-        <w:rPr>
-          <w:rFonts w:ascii="PingFang SC" w:hAnsi="PingFang SC" w:eastAsia="PingFang SC"/>
-          <w:b w:val="0"/>
-          <w:sz w:val="22"/>
-        </w:rPr>
-        <w:t>| 杰美特 2024 归母净利 | 707.42 万元，同比 +107.72% | 2024 年年报 | 已确认 | 制造转品牌的利润结构 |</w:t>
-      </w:r>
-    </w:p>
-    <w:p>
-      <w:pPr/>
-      <w:r>
-        <w:rPr>
-          <w:rFonts w:ascii="PingFang SC" w:hAnsi="PingFang SC" w:eastAsia="PingFang SC"/>
-          <w:b w:val="0"/>
-          <w:sz w:val="22"/>
-        </w:rPr>
-        <w:t>| 杰美特 2024 毛利率与净利率 | 22.93% 与 0.59% | 2024 年年报 | 已确认 | 说明走量模式赚不到材质溢价 |</w:t>
-      </w:r>
-    </w:p>
-    <w:p>
-      <w:pPr/>
-      <w:r>
-        <w:rPr>
-          <w:rFonts w:ascii="PingFang SC" w:hAnsi="PingFang SC" w:eastAsia="PingFang SC"/>
-          <w:b w:val="0"/>
-          <w:sz w:val="22"/>
-        </w:rPr>
-        <w:t>| PITAKA 主流款价格 | 300 到 500 元 | 新浪财经、品牌星球专访、什么值得买 | 报道层 | 本品价格带 |</w:t>
-      </w:r>
-    </w:p>
-    <w:p>
-      <w:pPr/>
-      <w:r>
-        <w:rPr>
-          <w:rFonts w:ascii="PingFang SC" w:hAnsi="PingFang SC" w:eastAsia="PingFang SC"/>
-          <w:b w:val="0"/>
-          <w:sz w:val="22"/>
-        </w:rPr>
-        <w:t>| PITAKA 单款价 | 389 元（2021 测评）、499 元（2026 日落 2.0） | 知乎测评、企鹅号 | 报道层 | 价格带两端样本 |</w:t>
-      </w:r>
-    </w:p>
-    <w:p>
-      <w:pPr/>
-      <w:r>
-        <w:rPr>
-          <w:rFonts w:ascii="PingFang SC" w:hAnsi="PingFang SC" w:eastAsia="PingFang SC"/>
-          <w:b w:val="0"/>
-          <w:sz w:val="22"/>
-        </w:rPr>
-        <w:t>| 图拉斯主流款价格 | 约 200 元 | 佛山市商务局、网易 | 报道层 | 竞品价格带 |</w:t>
-      </w:r>
-    </w:p>
-    <w:p>
-      <w:pPr/>
-      <w:r>
-        <w:rPr>
-          <w:rFonts w:ascii="PingFang SC" w:hAnsi="PingFang SC" w:eastAsia="PingFang SC"/>
-          <w:b w:val="0"/>
-          <w:sz w:val="22"/>
-        </w:rPr>
-        <w:t>| 图拉斯规模口径 | 支点壳年销千万件，一年 20 亿元 | 蓝禾公众号、今日头条 | 报道层，非官方 | 规模参照，不作事实使用 |</w:t>
-      </w:r>
-    </w:p>
-    <w:p>
-      <w:pPr/>
-      <w:r>
-        <w:rPr>
-          <w:rFonts w:ascii="PingFang SC" w:hAnsi="PingFang SC" w:eastAsia="PingFang SC"/>
-          <w:b w:val="0"/>
-          <w:sz w:val="22"/>
-        </w:rPr>
-        <w:t>| CASETIFY 主流款价格 | 约 500 元，联名款上万 | 知乎、今日头条 | 报道层 | 竞品价格带天花板 |</w:t>
-      </w:r>
-    </w:p>
-    <w:p>
-      <w:pPr/>
-      <w:r>
-        <w:rPr>
-          <w:rFonts w:ascii="PingFang SC" w:hAnsi="PingFang SC" w:eastAsia="PingFang SC"/>
-          <w:b w:val="0"/>
-          <w:sz w:val="22"/>
-        </w:rPr>
-        <w:t>| CASETIFY 规模口径 | 22 亿元、3 亿美元 | 知乎、今日头条 | 报道层，非官方 | 规模参照 |</w:t>
-      </w:r>
-    </w:p>
-    <w:p>
-      <w:pPr/>
-      <w:r>
-        <w:rPr>
-          <w:rFonts w:ascii="PingFang SC" w:hAnsi="PingFang SC" w:eastAsia="PingFang SC"/>
-          <w:b w:val="0"/>
-          <w:sz w:val="22"/>
-        </w:rPr>
-        <w:t>| 决色芳纶壳价格 | 116 到 150 元（iPhone 14 款 116.47 元） | 什么值得买 2023 年 11 月 | 报道层 | 同材质低价格锚 |</w:t>
-      </w:r>
-    </w:p>
-    <w:p>
-      <w:pPr/>
-      <w:r>
-        <w:rPr>
-          <w:rFonts w:ascii="PingFang SC" w:hAnsi="PingFang SC" w:eastAsia="PingFang SC"/>
-          <w:b w:val="0"/>
-          <w:sz w:val="22"/>
-        </w:rPr>
-        <w:t>| 邦克仕凯芙拉磁吸壳 | 169 元（iPhone 14 Pro Max） | 中关村在线 2024 年 | 报道层 | 同材质中位价格锚 |</w:t>
-      </w:r>
-    </w:p>
-    <w:p>
-      <w:pPr/>
-      <w:r>
-        <w:rPr>
-          <w:rFonts w:ascii="PingFang SC" w:hAnsi="PingFang SC" w:eastAsia="PingFang SC"/>
-          <w:b w:val="0"/>
-          <w:sz w:val="22"/>
-        </w:rPr>
-        <w:t>| 邦克仕凯芙拉盲盒 | 87.78 元 | 什么值得买 2024 年 6 月 | 报道层 | 促销价格锚 |</w:t>
-      </w:r>
-    </w:p>
-    <w:p>
-      <w:pPr/>
-      <w:r>
-        <w:rPr>
-          <w:rFonts w:ascii="PingFang SC" w:hAnsi="PingFang SC" w:eastAsia="PingFang SC"/>
-          <w:b w:val="0"/>
-          <w:sz w:val="22"/>
-        </w:rPr>
-        <w:t>| 芳纶壳批发价 | 约 140 元（三星 S25 Ultra 经典款） | 1688 报价 | 报道层 | 加价倍数的分母 |</w:t>
-      </w:r>
-    </w:p>
-    <w:p>
-      <w:pPr/>
-      <w:r>
-        <w:rPr>
-          <w:rFonts w:ascii="PingFang SC" w:hAnsi="PingFang SC" w:eastAsia="PingFang SC"/>
-          <w:b w:val="0"/>
-          <w:sz w:val="22"/>
-        </w:rPr>
-        <w:t>| 低端壳批发价 | 约 1 到 11 元 | 1688、财经报道 | 报道层 | 说明哑铃结构的下端 |</w:t>
-      </w:r>
-    </w:p>
-    <w:p>
-      <w:pPr/>
-      <w:r>
-        <w:rPr>
-          <w:rFonts w:ascii="PingFang SC" w:hAnsi="PingFang SC" w:eastAsia="PingFang SC"/>
-          <w:b w:val="0"/>
-          <w:sz w:val="22"/>
-        </w:rPr>
-        <w:t>| 代工到零售的加价倍数 | 约 3 到 5 倍 | 由上述价格映射 | 映射层 | 价值链分配的推断，不是成本核算 |</w:t>
-      </w:r>
-    </w:p>
-    <w:p>
-      <w:pPr/>
-      <w:r>
-        <w:rPr>
-          <w:rFonts w:ascii="PingFang SC" w:hAnsi="PingFang SC" w:eastAsia="PingFang SC"/>
-          <w:b w:val="0"/>
-          <w:sz w:val="22"/>
-        </w:rPr>
-        <w:t>| 天猫与京东付款人数、月销、回头客率 | 未获取 | 平台需登录态页面 | 无 | 正文不引用，避免用错口径 |</w:t>
-      </w:r>
-    </w:p>
+    <w:tbl>
+      <w:tblPr>
+        <w:tblStyle w:val="TableGrid"/>
+        <w:tblW w:type="auto" w:w="0"/>
+        <w:jc w:val="center"/>
+        <w:tblLook w:firstColumn="1" w:firstRow="1" w:lastColumn="0" w:lastRow="0" w:noHBand="0" w:noVBand="1" w:val="04A0"/>
+      </w:tblPr>
+      <w:tblGrid>
+        <w:gridCol w:w="1904"/>
+        <w:gridCol w:w="1904"/>
+        <w:gridCol w:w="1904"/>
+        <w:gridCol w:w="1904"/>
+        <w:gridCol w:w="1904"/>
+      </w:tblGrid>
+      <w:tr>
+        <w:tc>
+          <w:tcPr>
+            <w:tcW w:type="dxa" w:w="1904"/>
+            <w:shd w:fill="1F3864"/>
+          </w:tcPr>
+          <w:p>
+            <w:pPr>
+              <w:spacing w:before="60" w:after="60" w:line="276" w:lineRule="auto"/>
+            </w:pPr>
+            <w:r/>
+            <w:r>
+              <w:rPr>
+                <w:rFonts w:ascii="PingFang SC" w:hAnsi="PingFang SC" w:eastAsia="PingFang SC"/>
+                <w:b/>
+                <w:color w:val="FFFFFF"/>
+                <w:sz w:val="19"/>
+              </w:rPr>
+              <w:t>数据</w:t>
+            </w:r>
+          </w:p>
+        </w:tc>
+        <w:tc>
+          <w:tcPr>
+            <w:tcW w:type="dxa" w:w="1904"/>
+            <w:shd w:fill="1F3864"/>
+          </w:tcPr>
+          <w:p>
+            <w:pPr>
+              <w:spacing w:before="60" w:after="60" w:line="276" w:lineRule="auto"/>
+            </w:pPr>
+            <w:r/>
+            <w:r>
+              <w:rPr>
+                <w:rFonts w:ascii="PingFang SC" w:hAnsi="PingFang SC" w:eastAsia="PingFang SC"/>
+                <w:b/>
+                <w:color w:val="FFFFFF"/>
+                <w:sz w:val="19"/>
+              </w:rPr>
+              <w:t>数值</w:t>
+            </w:r>
+          </w:p>
+        </w:tc>
+        <w:tc>
+          <w:tcPr>
+            <w:tcW w:type="dxa" w:w="1904"/>
+            <w:shd w:fill="1F3864"/>
+          </w:tcPr>
+          <w:p>
+            <w:pPr>
+              <w:spacing w:before="60" w:after="60" w:line="276" w:lineRule="auto"/>
+            </w:pPr>
+            <w:r/>
+            <w:r>
+              <w:rPr>
+                <w:rFonts w:ascii="PingFang SC" w:hAnsi="PingFang SC" w:eastAsia="PingFang SC"/>
+                <w:b/>
+                <w:color w:val="FFFFFF"/>
+                <w:sz w:val="19"/>
+              </w:rPr>
+              <w:t>来源</w:t>
+            </w:r>
+          </w:p>
+        </w:tc>
+        <w:tc>
+          <w:tcPr>
+            <w:tcW w:type="dxa" w:w="1904"/>
+            <w:shd w:fill="1F3864"/>
+          </w:tcPr>
+          <w:p>
+            <w:pPr>
+              <w:spacing w:before="60" w:after="60" w:line="276" w:lineRule="auto"/>
+            </w:pPr>
+            <w:r/>
+            <w:r>
+              <w:rPr>
+                <w:rFonts w:ascii="PingFang SC" w:hAnsi="PingFang SC" w:eastAsia="PingFang SC"/>
+                <w:b/>
+                <w:color w:val="FFFFFF"/>
+                <w:sz w:val="19"/>
+              </w:rPr>
+              <w:t>层级</w:t>
+            </w:r>
+          </w:p>
+        </w:tc>
+        <w:tc>
+          <w:tcPr>
+            <w:tcW w:type="dxa" w:w="1904"/>
+            <w:shd w:fill="1F3864"/>
+          </w:tcPr>
+          <w:p>
+            <w:pPr>
+              <w:spacing w:before="60" w:after="60" w:line="276" w:lineRule="auto"/>
+            </w:pPr>
+            <w:r/>
+            <w:r>
+              <w:rPr>
+                <w:rFonts w:ascii="PingFang SC" w:hAnsi="PingFang SC" w:eastAsia="PingFang SC"/>
+                <w:b/>
+                <w:color w:val="FFFFFF"/>
+                <w:sz w:val="19"/>
+              </w:rPr>
+              <w:t>本报告用途</w:t>
+            </w:r>
+          </w:p>
+        </w:tc>
+      </w:tr>
+      <w:tr>
+        <w:tc>
+          <w:tcPr>
+            <w:tcW w:type="dxa" w:w="1904"/>
+          </w:tcPr>
+          <w:p>
+            <w:pPr>
+              <w:spacing w:before="60" w:after="60" w:line="276" w:lineRule="auto"/>
+            </w:pPr>
+            <w:r/>
+            <w:r>
+              <w:rPr>
+                <w:rFonts w:ascii="PingFang SC" w:hAnsi="PingFang SC" w:eastAsia="PingFang SC"/>
+                <w:b w:val="0"/>
+                <w:sz w:val="18"/>
+              </w:rPr>
+              <w:t>中国手机壳市场规模（2022）</w:t>
+            </w:r>
+          </w:p>
+        </w:tc>
+        <w:tc>
+          <w:tcPr>
+            <w:tcW w:type="dxa" w:w="1904"/>
+          </w:tcPr>
+          <w:p>
+            <w:pPr>
+              <w:spacing w:before="60" w:after="60" w:line="276" w:lineRule="auto"/>
+            </w:pPr>
+            <w:r/>
+            <w:r>
+              <w:rPr>
+                <w:rFonts w:ascii="PingFang SC" w:hAnsi="PingFang SC" w:eastAsia="PingFang SC"/>
+                <w:b w:val="0"/>
+                <w:sz w:val="18"/>
+              </w:rPr>
+              <w:t>154.76 亿元</w:t>
+            </w:r>
+          </w:p>
+        </w:tc>
+        <w:tc>
+          <w:tcPr>
+            <w:tcW w:type="dxa" w:w="1904"/>
+          </w:tcPr>
+          <w:p>
+            <w:pPr>
+              <w:spacing w:before="60" w:after="60" w:line="276" w:lineRule="auto"/>
+            </w:pPr>
+            <w:r/>
+            <w:r>
+              <w:rPr>
+                <w:rFonts w:ascii="PingFang SC" w:hAnsi="PingFang SC" w:eastAsia="PingFang SC"/>
+                <w:b w:val="0"/>
+                <w:sz w:val="18"/>
+              </w:rPr>
+              <w:t>中国报告大厅</w:t>
+            </w:r>
+          </w:p>
+        </w:tc>
+        <w:tc>
+          <w:tcPr>
+            <w:tcW w:type="dxa" w:w="1904"/>
+          </w:tcPr>
+          <w:p>
+            <w:pPr>
+              <w:spacing w:before="60" w:after="60" w:line="276" w:lineRule="auto"/>
+            </w:pPr>
+            <w:r/>
+            <w:r>
+              <w:rPr>
+                <w:rFonts w:ascii="PingFang SC" w:hAnsi="PingFang SC" w:eastAsia="PingFang SC"/>
+                <w:b w:val="0"/>
+                <w:sz w:val="18"/>
+              </w:rPr>
+              <w:t>报道层</w:t>
+            </w:r>
+          </w:p>
+        </w:tc>
+        <w:tc>
+          <w:tcPr>
+            <w:tcW w:type="dxa" w:w="1904"/>
+          </w:tcPr>
+          <w:p>
+            <w:pPr>
+              <w:spacing w:before="60" w:after="60" w:line="276" w:lineRule="auto"/>
+            </w:pPr>
+            <w:r/>
+            <w:r>
+              <w:rPr>
+                <w:rFonts w:ascii="PingFang SC" w:hAnsi="PingFang SC" w:eastAsia="PingFang SC"/>
+                <w:b w:val="0"/>
+                <w:sz w:val="18"/>
+              </w:rPr>
+              <w:t>行业规模的一个口径</w:t>
+            </w:r>
+          </w:p>
+        </w:tc>
+      </w:tr>
+      <w:tr>
+        <w:tc>
+          <w:tcPr>
+            <w:tcW w:type="dxa" w:w="1904"/>
+            <w:shd w:fill="EDF1F8"/>
+          </w:tcPr>
+          <w:p>
+            <w:pPr>
+              <w:spacing w:before="60" w:after="60" w:line="276" w:lineRule="auto"/>
+            </w:pPr>
+            <w:r/>
+            <w:r>
+              <w:rPr>
+                <w:rFonts w:ascii="PingFang SC" w:hAnsi="PingFang SC" w:eastAsia="PingFang SC"/>
+                <w:b w:val="0"/>
+                <w:sz w:val="18"/>
+              </w:rPr>
+              <w:t>中国手机壳市场规模（2023）</w:t>
+            </w:r>
+          </w:p>
+        </w:tc>
+        <w:tc>
+          <w:tcPr>
+            <w:tcW w:type="dxa" w:w="1904"/>
+            <w:shd w:fill="EDF1F8"/>
+          </w:tcPr>
+          <w:p>
+            <w:pPr>
+              <w:spacing w:before="60" w:after="60" w:line="276" w:lineRule="auto"/>
+            </w:pPr>
+            <w:r/>
+            <w:r>
+              <w:rPr>
+                <w:rFonts w:ascii="PingFang SC" w:hAnsi="PingFang SC" w:eastAsia="PingFang SC"/>
+                <w:b w:val="0"/>
+                <w:sz w:val="18"/>
+              </w:rPr>
+              <w:t>超过 1200 亿元</w:t>
+            </w:r>
+          </w:p>
+        </w:tc>
+        <w:tc>
+          <w:tcPr>
+            <w:tcW w:type="dxa" w:w="1904"/>
+            <w:shd w:fill="EDF1F8"/>
+          </w:tcPr>
+          <w:p>
+            <w:pPr>
+              <w:spacing w:before="60" w:after="60" w:line="276" w:lineRule="auto"/>
+            </w:pPr>
+            <w:r/>
+            <w:r>
+              <w:rPr>
+                <w:rFonts w:ascii="PingFang SC" w:hAnsi="PingFang SC" w:eastAsia="PingFang SC"/>
+                <w:b w:val="0"/>
+                <w:sz w:val="18"/>
+              </w:rPr>
+              <w:t>手机中研网</w:t>
+            </w:r>
+          </w:p>
+        </w:tc>
+        <w:tc>
+          <w:tcPr>
+            <w:tcW w:type="dxa" w:w="1904"/>
+            <w:shd w:fill="EDF1F8"/>
+          </w:tcPr>
+          <w:p>
+            <w:pPr>
+              <w:spacing w:before="60" w:after="60" w:line="276" w:lineRule="auto"/>
+            </w:pPr>
+            <w:r/>
+            <w:r>
+              <w:rPr>
+                <w:rFonts w:ascii="PingFang SC" w:hAnsi="PingFang SC" w:eastAsia="PingFang SC"/>
+                <w:b w:val="0"/>
+                <w:sz w:val="18"/>
+              </w:rPr>
+              <w:t>报道层，存疑</w:t>
+            </w:r>
+          </w:p>
+        </w:tc>
+        <w:tc>
+          <w:tcPr>
+            <w:tcW w:type="dxa" w:w="1904"/>
+            <w:shd w:fill="EDF1F8"/>
+          </w:tcPr>
+          <w:p>
+            <w:pPr>
+              <w:spacing w:before="60" w:after="60" w:line="276" w:lineRule="auto"/>
+            </w:pPr>
+            <w:r/>
+            <w:r>
+              <w:rPr>
+                <w:rFonts w:ascii="PingFang SC" w:hAnsi="PingFang SC" w:eastAsia="PingFang SC"/>
+                <w:b w:val="0"/>
+                <w:sz w:val="18"/>
+              </w:rPr>
+              <w:t>另一口径，与上一行冲突，正文并列呈现不取舍</w:t>
+            </w:r>
+          </w:p>
+        </w:tc>
+      </w:tr>
+      <w:tr>
+        <w:tc>
+          <w:tcPr>
+            <w:tcW w:type="dxa" w:w="1904"/>
+          </w:tcPr>
+          <w:p>
+            <w:pPr>
+              <w:spacing w:before="60" w:after="60" w:line="276" w:lineRule="auto"/>
+            </w:pPr>
+            <w:r/>
+            <w:r>
+              <w:rPr>
+                <w:rFonts w:ascii="PingFang SC" w:hAnsi="PingFang SC" w:eastAsia="PingFang SC"/>
+                <w:b w:val="0"/>
+                <w:sz w:val="18"/>
+              </w:rPr>
+              <w:t>全球手机壳市场（2022）</w:t>
+            </w:r>
+          </w:p>
+        </w:tc>
+        <w:tc>
+          <w:tcPr>
+            <w:tcW w:type="dxa" w:w="1904"/>
+          </w:tcPr>
+          <w:p>
+            <w:pPr>
+              <w:spacing w:before="60" w:after="60" w:line="276" w:lineRule="auto"/>
+            </w:pPr>
+            <w:r/>
+            <w:r>
+              <w:rPr>
+                <w:rFonts w:ascii="PingFang SC" w:hAnsi="PingFang SC" w:eastAsia="PingFang SC"/>
+                <w:b w:val="0"/>
+                <w:sz w:val="18"/>
+              </w:rPr>
+              <w:t>999.11 亿元</w:t>
+            </w:r>
+          </w:p>
+        </w:tc>
+        <w:tc>
+          <w:tcPr>
+            <w:tcW w:type="dxa" w:w="1904"/>
+          </w:tcPr>
+          <w:p>
+            <w:pPr>
+              <w:spacing w:before="60" w:after="60" w:line="276" w:lineRule="auto"/>
+            </w:pPr>
+            <w:r/>
+            <w:r>
+              <w:rPr>
+                <w:rFonts w:ascii="PingFang SC" w:hAnsi="PingFang SC" w:eastAsia="PingFang SC"/>
+                <w:b w:val="0"/>
+                <w:sz w:val="18"/>
+              </w:rPr>
+              <w:t>中国报告大厅</w:t>
+            </w:r>
+          </w:p>
+        </w:tc>
+        <w:tc>
+          <w:tcPr>
+            <w:tcW w:type="dxa" w:w="1904"/>
+          </w:tcPr>
+          <w:p>
+            <w:pPr>
+              <w:spacing w:before="60" w:after="60" w:line="276" w:lineRule="auto"/>
+            </w:pPr>
+            <w:r/>
+            <w:r>
+              <w:rPr>
+                <w:rFonts w:ascii="PingFang SC" w:hAnsi="PingFang SC" w:eastAsia="PingFang SC"/>
+                <w:b w:val="0"/>
+                <w:sz w:val="18"/>
+              </w:rPr>
+              <w:t>报道层</w:t>
+            </w:r>
+          </w:p>
+        </w:tc>
+        <w:tc>
+          <w:tcPr>
+            <w:tcW w:type="dxa" w:w="1904"/>
+          </w:tcPr>
+          <w:p>
+            <w:pPr>
+              <w:spacing w:before="60" w:after="60" w:line="276" w:lineRule="auto"/>
+            </w:pPr>
+            <w:r/>
+            <w:r>
+              <w:rPr>
+                <w:rFonts w:ascii="PingFang SC" w:hAnsi="PingFang SC" w:eastAsia="PingFang SC"/>
+                <w:b w:val="0"/>
+                <w:sz w:val="18"/>
+              </w:rPr>
+              <w:t>全球对照</w:t>
+            </w:r>
+          </w:p>
+        </w:tc>
+      </w:tr>
+      <w:tr>
+        <w:tc>
+          <w:tcPr>
+            <w:tcW w:type="dxa" w:w="1904"/>
+            <w:shd w:fill="EDF1F8"/>
+          </w:tcPr>
+          <w:p>
+            <w:pPr>
+              <w:spacing w:before="60" w:after="60" w:line="276" w:lineRule="auto"/>
+            </w:pPr>
+            <w:r/>
+            <w:r>
+              <w:rPr>
+                <w:rFonts w:ascii="PingFang SC" w:hAnsi="PingFang SC" w:eastAsia="PingFang SC"/>
+                <w:b w:val="0"/>
+                <w:sz w:val="18"/>
+              </w:rPr>
+              <w:t>手机壳年均增速</w:t>
+            </w:r>
+          </w:p>
+        </w:tc>
+        <w:tc>
+          <w:tcPr>
+            <w:tcW w:type="dxa" w:w="1904"/>
+            <w:shd w:fill="EDF1F8"/>
+          </w:tcPr>
+          <w:p>
+            <w:pPr>
+              <w:spacing w:before="60" w:after="60" w:line="276" w:lineRule="auto"/>
+            </w:pPr>
+            <w:r/>
+            <w:r>
+              <w:rPr>
+                <w:rFonts w:ascii="PingFang SC" w:hAnsi="PingFang SC" w:eastAsia="PingFang SC"/>
+                <w:b w:val="0"/>
+                <w:sz w:val="18"/>
+              </w:rPr>
+              <w:t>约 9.6%</w:t>
+            </w:r>
+          </w:p>
+        </w:tc>
+        <w:tc>
+          <w:tcPr>
+            <w:tcW w:type="dxa" w:w="1904"/>
+            <w:shd w:fill="EDF1F8"/>
+          </w:tcPr>
+          <w:p>
+            <w:pPr>
+              <w:spacing w:before="60" w:after="60" w:line="276" w:lineRule="auto"/>
+            </w:pPr>
+            <w:r/>
+            <w:r>
+              <w:rPr>
+                <w:rFonts w:ascii="PingFang SC" w:hAnsi="PingFang SC" w:eastAsia="PingFang SC"/>
+                <w:b w:val="0"/>
+                <w:sz w:val="18"/>
+              </w:rPr>
+              <w:t>中研普华</w:t>
+            </w:r>
+          </w:p>
+        </w:tc>
+        <w:tc>
+          <w:tcPr>
+            <w:tcW w:type="dxa" w:w="1904"/>
+            <w:shd w:fill="EDF1F8"/>
+          </w:tcPr>
+          <w:p>
+            <w:pPr>
+              <w:spacing w:before="60" w:after="60" w:line="276" w:lineRule="auto"/>
+            </w:pPr>
+            <w:r/>
+            <w:r>
+              <w:rPr>
+                <w:rFonts w:ascii="PingFang SC" w:hAnsi="PingFang SC" w:eastAsia="PingFang SC"/>
+                <w:b w:val="0"/>
+                <w:sz w:val="18"/>
+              </w:rPr>
+              <w:t>报道层</w:t>
+            </w:r>
+          </w:p>
+        </w:tc>
+        <w:tc>
+          <w:tcPr>
+            <w:tcW w:type="dxa" w:w="1904"/>
+            <w:shd w:fill="EDF1F8"/>
+          </w:tcPr>
+          <w:p>
+            <w:pPr>
+              <w:spacing w:before="60" w:after="60" w:line="276" w:lineRule="auto"/>
+            </w:pPr>
+            <w:r/>
+            <w:r>
+              <w:rPr>
+                <w:rFonts w:ascii="PingFang SC" w:hAnsi="PingFang SC" w:eastAsia="PingFang SC"/>
+                <w:b w:val="0"/>
+                <w:sz w:val="18"/>
+              </w:rPr>
+              <w:t>行业增速参考</w:t>
+            </w:r>
+          </w:p>
+        </w:tc>
+      </w:tr>
+      <w:tr>
+        <w:tc>
+          <w:tcPr>
+            <w:tcW w:type="dxa" w:w="1904"/>
+          </w:tcPr>
+          <w:p>
+            <w:pPr>
+              <w:spacing w:before="60" w:after="60" w:line="276" w:lineRule="auto"/>
+            </w:pPr>
+            <w:r/>
+            <w:r>
+              <w:rPr>
+                <w:rFonts w:ascii="PingFang SC" w:hAnsi="PingFang SC" w:eastAsia="PingFang SC"/>
+                <w:b w:val="0"/>
+                <w:sz w:val="18"/>
+              </w:rPr>
+              <w:t>用户渗透率</w:t>
+            </w:r>
+          </w:p>
+        </w:tc>
+        <w:tc>
+          <w:tcPr>
+            <w:tcW w:type="dxa" w:w="1904"/>
+          </w:tcPr>
+          <w:p>
+            <w:pPr>
+              <w:spacing w:before="60" w:after="60" w:line="276" w:lineRule="auto"/>
+            </w:pPr>
+            <w:r/>
+            <w:r>
+              <w:rPr>
+                <w:rFonts w:ascii="PingFang SC" w:hAnsi="PingFang SC" w:eastAsia="PingFang SC"/>
+                <w:b w:val="0"/>
+                <w:sz w:val="18"/>
+              </w:rPr>
+              <w:t>约 75% 使用手机壳，约 25% 买 2 个以上</w:t>
+            </w:r>
+          </w:p>
+        </w:tc>
+        <w:tc>
+          <w:tcPr>
+            <w:tcW w:type="dxa" w:w="1904"/>
+          </w:tcPr>
+          <w:p>
+            <w:pPr>
+              <w:spacing w:before="60" w:after="60" w:line="276" w:lineRule="auto"/>
+            </w:pPr>
+            <w:r/>
+            <w:r>
+              <w:rPr>
+                <w:rFonts w:ascii="PingFang SC" w:hAnsi="PingFang SC" w:eastAsia="PingFang SC"/>
+                <w:b w:val="0"/>
+                <w:sz w:val="18"/>
+              </w:rPr>
+              <w:t>手机中研网</w:t>
+            </w:r>
+          </w:p>
+        </w:tc>
+        <w:tc>
+          <w:tcPr>
+            <w:tcW w:type="dxa" w:w="1904"/>
+          </w:tcPr>
+          <w:p>
+            <w:pPr>
+              <w:spacing w:before="60" w:after="60" w:line="276" w:lineRule="auto"/>
+            </w:pPr>
+            <w:r/>
+            <w:r>
+              <w:rPr>
+                <w:rFonts w:ascii="PingFang SC" w:hAnsi="PingFang SC" w:eastAsia="PingFang SC"/>
+                <w:b w:val="0"/>
+                <w:sz w:val="18"/>
+              </w:rPr>
+              <w:t>报道层</w:t>
+            </w:r>
+          </w:p>
+        </w:tc>
+        <w:tc>
+          <w:tcPr>
+            <w:tcW w:type="dxa" w:w="1904"/>
+          </w:tcPr>
+          <w:p>
+            <w:pPr>
+              <w:spacing w:before="60" w:after="60" w:line="276" w:lineRule="auto"/>
+            </w:pPr>
+            <w:r/>
+            <w:r>
+              <w:rPr>
+                <w:rFonts w:ascii="PingFang SC" w:hAnsi="PingFang SC" w:eastAsia="PingFang SC"/>
+                <w:b w:val="0"/>
+                <w:sz w:val="18"/>
+              </w:rPr>
+              <w:t>复购逻辑</w:t>
+            </w:r>
+          </w:p>
+        </w:tc>
+      </w:tr>
+      <w:tr>
+        <w:tc>
+          <w:tcPr>
+            <w:tcW w:type="dxa" w:w="1904"/>
+            <w:shd w:fill="EDF1F8"/>
+          </w:tcPr>
+          <w:p>
+            <w:pPr>
+              <w:spacing w:before="60" w:after="60" w:line="276" w:lineRule="auto"/>
+            </w:pPr>
+            <w:r/>
+            <w:r>
+              <w:rPr>
+                <w:rFonts w:ascii="PingFang SC" w:hAnsi="PingFang SC" w:eastAsia="PingFang SC"/>
+                <w:b w:val="0"/>
+                <w:sz w:val="18"/>
+              </w:rPr>
+              <w:t>杰美特 2024 营收</w:t>
+            </w:r>
+          </w:p>
+        </w:tc>
+        <w:tc>
+          <w:tcPr>
+            <w:tcW w:type="dxa" w:w="1904"/>
+            <w:shd w:fill="EDF1F8"/>
+          </w:tcPr>
+          <w:p>
+            <w:pPr>
+              <w:spacing w:before="60" w:after="60" w:line="276" w:lineRule="auto"/>
+            </w:pPr>
+            <w:r/>
+            <w:r>
+              <w:rPr>
+                <w:rFonts w:ascii="PingFang SC" w:hAnsi="PingFang SC" w:eastAsia="PingFang SC"/>
+                <w:b w:val="0"/>
+                <w:sz w:val="18"/>
+              </w:rPr>
+              <w:t>7.62 亿元，同比 +12.59%</w:t>
+            </w:r>
+          </w:p>
+        </w:tc>
+        <w:tc>
+          <w:tcPr>
+            <w:tcW w:type="dxa" w:w="1904"/>
+            <w:shd w:fill="EDF1F8"/>
+          </w:tcPr>
+          <w:p>
+            <w:pPr>
+              <w:spacing w:before="60" w:after="60" w:line="276" w:lineRule="auto"/>
+            </w:pPr>
+            <w:r/>
+            <w:r>
+              <w:rPr>
+                <w:rFonts w:ascii="PingFang SC" w:hAnsi="PingFang SC" w:eastAsia="PingFang SC"/>
+                <w:b w:val="0"/>
+                <w:sz w:val="18"/>
+              </w:rPr>
+              <w:t>2024 年年报</w:t>
+            </w:r>
+          </w:p>
+        </w:tc>
+        <w:tc>
+          <w:tcPr>
+            <w:tcW w:type="dxa" w:w="1904"/>
+            <w:shd w:fill="EDF1F8"/>
+          </w:tcPr>
+          <w:p>
+            <w:pPr>
+              <w:spacing w:before="60" w:after="60" w:line="276" w:lineRule="auto"/>
+            </w:pPr>
+            <w:r/>
+            <w:r>
+              <w:rPr>
+                <w:rFonts w:ascii="PingFang SC" w:hAnsi="PingFang SC" w:eastAsia="PingFang SC"/>
+                <w:b w:val="0"/>
+                <w:sz w:val="18"/>
+              </w:rPr>
+              <w:t>已确认</w:t>
+            </w:r>
+          </w:p>
+        </w:tc>
+        <w:tc>
+          <w:tcPr>
+            <w:tcW w:type="dxa" w:w="1904"/>
+            <w:shd w:fill="EDF1F8"/>
+          </w:tcPr>
+          <w:p>
+            <w:pPr>
+              <w:spacing w:before="60" w:after="60" w:line="276" w:lineRule="auto"/>
+            </w:pPr>
+            <w:r/>
+            <w:r>
+              <w:rPr>
+                <w:rFonts w:ascii="PingFang SC" w:hAnsi="PingFang SC" w:eastAsia="PingFang SC"/>
+                <w:b w:val="0"/>
+                <w:sz w:val="18"/>
+              </w:rPr>
+              <w:t>决色母公司财务锚点</w:t>
+            </w:r>
+          </w:p>
+        </w:tc>
+      </w:tr>
+      <w:tr>
+        <w:tc>
+          <w:tcPr>
+            <w:tcW w:type="dxa" w:w="1904"/>
+          </w:tcPr>
+          <w:p>
+            <w:pPr>
+              <w:spacing w:before="60" w:after="60" w:line="276" w:lineRule="auto"/>
+            </w:pPr>
+            <w:r/>
+            <w:r>
+              <w:rPr>
+                <w:rFonts w:ascii="PingFang SC" w:hAnsi="PingFang SC" w:eastAsia="PingFang SC"/>
+                <w:b w:val="0"/>
+                <w:sz w:val="18"/>
+              </w:rPr>
+              <w:t>杰美特 2024 归母净利</w:t>
+            </w:r>
+          </w:p>
+        </w:tc>
+        <w:tc>
+          <w:tcPr>
+            <w:tcW w:type="dxa" w:w="1904"/>
+          </w:tcPr>
+          <w:p>
+            <w:pPr>
+              <w:spacing w:before="60" w:after="60" w:line="276" w:lineRule="auto"/>
+            </w:pPr>
+            <w:r/>
+            <w:r>
+              <w:rPr>
+                <w:rFonts w:ascii="PingFang SC" w:hAnsi="PingFang SC" w:eastAsia="PingFang SC"/>
+                <w:b w:val="0"/>
+                <w:sz w:val="18"/>
+              </w:rPr>
+              <w:t>707.42 万元，同比 +107.72%</w:t>
+            </w:r>
+          </w:p>
+        </w:tc>
+        <w:tc>
+          <w:tcPr>
+            <w:tcW w:type="dxa" w:w="1904"/>
+          </w:tcPr>
+          <w:p>
+            <w:pPr>
+              <w:spacing w:before="60" w:after="60" w:line="276" w:lineRule="auto"/>
+            </w:pPr>
+            <w:r/>
+            <w:r>
+              <w:rPr>
+                <w:rFonts w:ascii="PingFang SC" w:hAnsi="PingFang SC" w:eastAsia="PingFang SC"/>
+                <w:b w:val="0"/>
+                <w:sz w:val="18"/>
+              </w:rPr>
+              <w:t>2024 年年报</w:t>
+            </w:r>
+          </w:p>
+        </w:tc>
+        <w:tc>
+          <w:tcPr>
+            <w:tcW w:type="dxa" w:w="1904"/>
+          </w:tcPr>
+          <w:p>
+            <w:pPr>
+              <w:spacing w:before="60" w:after="60" w:line="276" w:lineRule="auto"/>
+            </w:pPr>
+            <w:r/>
+            <w:r>
+              <w:rPr>
+                <w:rFonts w:ascii="PingFang SC" w:hAnsi="PingFang SC" w:eastAsia="PingFang SC"/>
+                <w:b w:val="0"/>
+                <w:sz w:val="18"/>
+              </w:rPr>
+              <w:t>已确认</w:t>
+            </w:r>
+          </w:p>
+        </w:tc>
+        <w:tc>
+          <w:tcPr>
+            <w:tcW w:type="dxa" w:w="1904"/>
+          </w:tcPr>
+          <w:p>
+            <w:pPr>
+              <w:spacing w:before="60" w:after="60" w:line="276" w:lineRule="auto"/>
+            </w:pPr>
+            <w:r/>
+            <w:r>
+              <w:rPr>
+                <w:rFonts w:ascii="PingFang SC" w:hAnsi="PingFang SC" w:eastAsia="PingFang SC"/>
+                <w:b w:val="0"/>
+                <w:sz w:val="18"/>
+              </w:rPr>
+              <w:t>制造转品牌的利润结构</w:t>
+            </w:r>
+          </w:p>
+        </w:tc>
+      </w:tr>
+      <w:tr>
+        <w:tc>
+          <w:tcPr>
+            <w:tcW w:type="dxa" w:w="1904"/>
+            <w:shd w:fill="EDF1F8"/>
+          </w:tcPr>
+          <w:p>
+            <w:pPr>
+              <w:spacing w:before="60" w:after="60" w:line="276" w:lineRule="auto"/>
+            </w:pPr>
+            <w:r/>
+            <w:r>
+              <w:rPr>
+                <w:rFonts w:ascii="PingFang SC" w:hAnsi="PingFang SC" w:eastAsia="PingFang SC"/>
+                <w:b w:val="0"/>
+                <w:sz w:val="18"/>
+              </w:rPr>
+              <w:t>杰美特 2024 毛利率与净利率</w:t>
+            </w:r>
+          </w:p>
+        </w:tc>
+        <w:tc>
+          <w:tcPr>
+            <w:tcW w:type="dxa" w:w="1904"/>
+            <w:shd w:fill="EDF1F8"/>
+          </w:tcPr>
+          <w:p>
+            <w:pPr>
+              <w:spacing w:before="60" w:after="60" w:line="276" w:lineRule="auto"/>
+            </w:pPr>
+            <w:r/>
+            <w:r>
+              <w:rPr>
+                <w:rFonts w:ascii="PingFang SC" w:hAnsi="PingFang SC" w:eastAsia="PingFang SC"/>
+                <w:b w:val="0"/>
+                <w:sz w:val="18"/>
+              </w:rPr>
+              <w:t>22.93% 与 0.59%</w:t>
+            </w:r>
+          </w:p>
+        </w:tc>
+        <w:tc>
+          <w:tcPr>
+            <w:tcW w:type="dxa" w:w="1904"/>
+            <w:shd w:fill="EDF1F8"/>
+          </w:tcPr>
+          <w:p>
+            <w:pPr>
+              <w:spacing w:before="60" w:after="60" w:line="276" w:lineRule="auto"/>
+            </w:pPr>
+            <w:r/>
+            <w:r>
+              <w:rPr>
+                <w:rFonts w:ascii="PingFang SC" w:hAnsi="PingFang SC" w:eastAsia="PingFang SC"/>
+                <w:b w:val="0"/>
+                <w:sz w:val="18"/>
+              </w:rPr>
+              <w:t>2024 年年报</w:t>
+            </w:r>
+          </w:p>
+        </w:tc>
+        <w:tc>
+          <w:tcPr>
+            <w:tcW w:type="dxa" w:w="1904"/>
+            <w:shd w:fill="EDF1F8"/>
+          </w:tcPr>
+          <w:p>
+            <w:pPr>
+              <w:spacing w:before="60" w:after="60" w:line="276" w:lineRule="auto"/>
+            </w:pPr>
+            <w:r/>
+            <w:r>
+              <w:rPr>
+                <w:rFonts w:ascii="PingFang SC" w:hAnsi="PingFang SC" w:eastAsia="PingFang SC"/>
+                <w:b w:val="0"/>
+                <w:sz w:val="18"/>
+              </w:rPr>
+              <w:t>已确认</w:t>
+            </w:r>
+          </w:p>
+        </w:tc>
+        <w:tc>
+          <w:tcPr>
+            <w:tcW w:type="dxa" w:w="1904"/>
+            <w:shd w:fill="EDF1F8"/>
+          </w:tcPr>
+          <w:p>
+            <w:pPr>
+              <w:spacing w:before="60" w:after="60" w:line="276" w:lineRule="auto"/>
+            </w:pPr>
+            <w:r/>
+            <w:r>
+              <w:rPr>
+                <w:rFonts w:ascii="PingFang SC" w:hAnsi="PingFang SC" w:eastAsia="PingFang SC"/>
+                <w:b w:val="0"/>
+                <w:sz w:val="18"/>
+              </w:rPr>
+              <w:t>说明走量模式赚不到材质溢价</w:t>
+            </w:r>
+          </w:p>
+        </w:tc>
+      </w:tr>
+      <w:tr>
+        <w:tc>
+          <w:tcPr>
+            <w:tcW w:type="dxa" w:w="1904"/>
+          </w:tcPr>
+          <w:p>
+            <w:pPr>
+              <w:spacing w:before="60" w:after="60" w:line="276" w:lineRule="auto"/>
+            </w:pPr>
+            <w:r/>
+            <w:r>
+              <w:rPr>
+                <w:rFonts w:ascii="PingFang SC" w:hAnsi="PingFang SC" w:eastAsia="PingFang SC"/>
+                <w:b w:val="0"/>
+                <w:sz w:val="18"/>
+              </w:rPr>
+              <w:t>PITAKA 主流款价格</w:t>
+            </w:r>
+          </w:p>
+        </w:tc>
+        <w:tc>
+          <w:tcPr>
+            <w:tcW w:type="dxa" w:w="1904"/>
+          </w:tcPr>
+          <w:p>
+            <w:pPr>
+              <w:spacing w:before="60" w:after="60" w:line="276" w:lineRule="auto"/>
+            </w:pPr>
+            <w:r/>
+            <w:r>
+              <w:rPr>
+                <w:rFonts w:ascii="PingFang SC" w:hAnsi="PingFang SC" w:eastAsia="PingFang SC"/>
+                <w:b w:val="0"/>
+                <w:sz w:val="18"/>
+              </w:rPr>
+              <w:t>300 到 500 元</w:t>
+            </w:r>
+          </w:p>
+        </w:tc>
+        <w:tc>
+          <w:tcPr>
+            <w:tcW w:type="dxa" w:w="1904"/>
+          </w:tcPr>
+          <w:p>
+            <w:pPr>
+              <w:spacing w:before="60" w:after="60" w:line="276" w:lineRule="auto"/>
+            </w:pPr>
+            <w:r/>
+            <w:r>
+              <w:rPr>
+                <w:rFonts w:ascii="PingFang SC" w:hAnsi="PingFang SC" w:eastAsia="PingFang SC"/>
+                <w:b w:val="0"/>
+                <w:sz w:val="18"/>
+              </w:rPr>
+              <w:t>新浪财经、品牌星球专访、什么值得买</w:t>
+            </w:r>
+          </w:p>
+        </w:tc>
+        <w:tc>
+          <w:tcPr>
+            <w:tcW w:type="dxa" w:w="1904"/>
+          </w:tcPr>
+          <w:p>
+            <w:pPr>
+              <w:spacing w:before="60" w:after="60" w:line="276" w:lineRule="auto"/>
+            </w:pPr>
+            <w:r/>
+            <w:r>
+              <w:rPr>
+                <w:rFonts w:ascii="PingFang SC" w:hAnsi="PingFang SC" w:eastAsia="PingFang SC"/>
+                <w:b w:val="0"/>
+                <w:sz w:val="18"/>
+              </w:rPr>
+              <w:t>报道层</w:t>
+            </w:r>
+          </w:p>
+        </w:tc>
+        <w:tc>
+          <w:tcPr>
+            <w:tcW w:type="dxa" w:w="1904"/>
+          </w:tcPr>
+          <w:p>
+            <w:pPr>
+              <w:spacing w:before="60" w:after="60" w:line="276" w:lineRule="auto"/>
+            </w:pPr>
+            <w:r/>
+            <w:r>
+              <w:rPr>
+                <w:rFonts w:ascii="PingFang SC" w:hAnsi="PingFang SC" w:eastAsia="PingFang SC"/>
+                <w:b w:val="0"/>
+                <w:sz w:val="18"/>
+              </w:rPr>
+              <w:t>本品价格带</w:t>
+            </w:r>
+          </w:p>
+        </w:tc>
+      </w:tr>
+      <w:tr>
+        <w:tc>
+          <w:tcPr>
+            <w:tcW w:type="dxa" w:w="1904"/>
+            <w:shd w:fill="EDF1F8"/>
+          </w:tcPr>
+          <w:p>
+            <w:pPr>
+              <w:spacing w:before="60" w:after="60" w:line="276" w:lineRule="auto"/>
+            </w:pPr>
+            <w:r/>
+            <w:r>
+              <w:rPr>
+                <w:rFonts w:ascii="PingFang SC" w:hAnsi="PingFang SC" w:eastAsia="PingFang SC"/>
+                <w:b w:val="0"/>
+                <w:sz w:val="18"/>
+              </w:rPr>
+              <w:t>PITAKA 单款价</w:t>
+            </w:r>
+          </w:p>
+        </w:tc>
+        <w:tc>
+          <w:tcPr>
+            <w:tcW w:type="dxa" w:w="1904"/>
+            <w:shd w:fill="EDF1F8"/>
+          </w:tcPr>
+          <w:p>
+            <w:pPr>
+              <w:spacing w:before="60" w:after="60" w:line="276" w:lineRule="auto"/>
+            </w:pPr>
+            <w:r/>
+            <w:r>
+              <w:rPr>
+                <w:rFonts w:ascii="PingFang SC" w:hAnsi="PingFang SC" w:eastAsia="PingFang SC"/>
+                <w:b w:val="0"/>
+                <w:sz w:val="18"/>
+              </w:rPr>
+              <w:t>389 元（2021 测评）、499 元（2026 日落 2.0）</w:t>
+            </w:r>
+          </w:p>
+        </w:tc>
+        <w:tc>
+          <w:tcPr>
+            <w:tcW w:type="dxa" w:w="1904"/>
+            <w:shd w:fill="EDF1F8"/>
+          </w:tcPr>
+          <w:p>
+            <w:pPr>
+              <w:spacing w:before="60" w:after="60" w:line="276" w:lineRule="auto"/>
+            </w:pPr>
+            <w:r/>
+            <w:r>
+              <w:rPr>
+                <w:rFonts w:ascii="PingFang SC" w:hAnsi="PingFang SC" w:eastAsia="PingFang SC"/>
+                <w:b w:val="0"/>
+                <w:sz w:val="18"/>
+              </w:rPr>
+              <w:t>知乎测评、企鹅号</w:t>
+            </w:r>
+          </w:p>
+        </w:tc>
+        <w:tc>
+          <w:tcPr>
+            <w:tcW w:type="dxa" w:w="1904"/>
+            <w:shd w:fill="EDF1F8"/>
+          </w:tcPr>
+          <w:p>
+            <w:pPr>
+              <w:spacing w:before="60" w:after="60" w:line="276" w:lineRule="auto"/>
+            </w:pPr>
+            <w:r/>
+            <w:r>
+              <w:rPr>
+                <w:rFonts w:ascii="PingFang SC" w:hAnsi="PingFang SC" w:eastAsia="PingFang SC"/>
+                <w:b w:val="0"/>
+                <w:sz w:val="18"/>
+              </w:rPr>
+              <w:t>报道层</w:t>
+            </w:r>
+          </w:p>
+        </w:tc>
+        <w:tc>
+          <w:tcPr>
+            <w:tcW w:type="dxa" w:w="1904"/>
+            <w:shd w:fill="EDF1F8"/>
+          </w:tcPr>
+          <w:p>
+            <w:pPr>
+              <w:spacing w:before="60" w:after="60" w:line="276" w:lineRule="auto"/>
+            </w:pPr>
+            <w:r/>
+            <w:r>
+              <w:rPr>
+                <w:rFonts w:ascii="PingFang SC" w:hAnsi="PingFang SC" w:eastAsia="PingFang SC"/>
+                <w:b w:val="0"/>
+                <w:sz w:val="18"/>
+              </w:rPr>
+              <w:t>价格带两端样本</w:t>
+            </w:r>
+          </w:p>
+        </w:tc>
+      </w:tr>
+      <w:tr>
+        <w:tc>
+          <w:tcPr>
+            <w:tcW w:type="dxa" w:w="1904"/>
+          </w:tcPr>
+          <w:p>
+            <w:pPr>
+              <w:spacing w:before="60" w:after="60" w:line="276" w:lineRule="auto"/>
+            </w:pPr>
+            <w:r/>
+            <w:r>
+              <w:rPr>
+                <w:rFonts w:ascii="PingFang SC" w:hAnsi="PingFang SC" w:eastAsia="PingFang SC"/>
+                <w:b w:val="0"/>
+                <w:sz w:val="18"/>
+              </w:rPr>
+              <w:t>图拉斯主流款价格</w:t>
+            </w:r>
+          </w:p>
+        </w:tc>
+        <w:tc>
+          <w:tcPr>
+            <w:tcW w:type="dxa" w:w="1904"/>
+          </w:tcPr>
+          <w:p>
+            <w:pPr>
+              <w:spacing w:before="60" w:after="60" w:line="276" w:lineRule="auto"/>
+            </w:pPr>
+            <w:r/>
+            <w:r>
+              <w:rPr>
+                <w:rFonts w:ascii="PingFang SC" w:hAnsi="PingFang SC" w:eastAsia="PingFang SC"/>
+                <w:b w:val="0"/>
+                <w:sz w:val="18"/>
+              </w:rPr>
+              <w:t>约 200 元</w:t>
+            </w:r>
+          </w:p>
+        </w:tc>
+        <w:tc>
+          <w:tcPr>
+            <w:tcW w:type="dxa" w:w="1904"/>
+          </w:tcPr>
+          <w:p>
+            <w:pPr>
+              <w:spacing w:before="60" w:after="60" w:line="276" w:lineRule="auto"/>
+            </w:pPr>
+            <w:r/>
+            <w:r>
+              <w:rPr>
+                <w:rFonts w:ascii="PingFang SC" w:hAnsi="PingFang SC" w:eastAsia="PingFang SC"/>
+                <w:b w:val="0"/>
+                <w:sz w:val="18"/>
+              </w:rPr>
+              <w:t>佛山市商务局、网易</w:t>
+            </w:r>
+          </w:p>
+        </w:tc>
+        <w:tc>
+          <w:tcPr>
+            <w:tcW w:type="dxa" w:w="1904"/>
+          </w:tcPr>
+          <w:p>
+            <w:pPr>
+              <w:spacing w:before="60" w:after="60" w:line="276" w:lineRule="auto"/>
+            </w:pPr>
+            <w:r/>
+            <w:r>
+              <w:rPr>
+                <w:rFonts w:ascii="PingFang SC" w:hAnsi="PingFang SC" w:eastAsia="PingFang SC"/>
+                <w:b w:val="0"/>
+                <w:sz w:val="18"/>
+              </w:rPr>
+              <w:t>报道层</w:t>
+            </w:r>
+          </w:p>
+        </w:tc>
+        <w:tc>
+          <w:tcPr>
+            <w:tcW w:type="dxa" w:w="1904"/>
+          </w:tcPr>
+          <w:p>
+            <w:pPr>
+              <w:spacing w:before="60" w:after="60" w:line="276" w:lineRule="auto"/>
+            </w:pPr>
+            <w:r/>
+            <w:r>
+              <w:rPr>
+                <w:rFonts w:ascii="PingFang SC" w:hAnsi="PingFang SC" w:eastAsia="PingFang SC"/>
+                <w:b w:val="0"/>
+                <w:sz w:val="18"/>
+              </w:rPr>
+              <w:t>竞品价格带</w:t>
+            </w:r>
+          </w:p>
+        </w:tc>
+      </w:tr>
+      <w:tr>
+        <w:tc>
+          <w:tcPr>
+            <w:tcW w:type="dxa" w:w="1904"/>
+            <w:shd w:fill="EDF1F8"/>
+          </w:tcPr>
+          <w:p>
+            <w:pPr>
+              <w:spacing w:before="60" w:after="60" w:line="276" w:lineRule="auto"/>
+            </w:pPr>
+            <w:r/>
+            <w:r>
+              <w:rPr>
+                <w:rFonts w:ascii="PingFang SC" w:hAnsi="PingFang SC" w:eastAsia="PingFang SC"/>
+                <w:b w:val="0"/>
+                <w:sz w:val="18"/>
+              </w:rPr>
+              <w:t>图拉斯规模口径</w:t>
+            </w:r>
+          </w:p>
+        </w:tc>
+        <w:tc>
+          <w:tcPr>
+            <w:tcW w:type="dxa" w:w="1904"/>
+            <w:shd w:fill="EDF1F8"/>
+          </w:tcPr>
+          <w:p>
+            <w:pPr>
+              <w:spacing w:before="60" w:after="60" w:line="276" w:lineRule="auto"/>
+            </w:pPr>
+            <w:r/>
+            <w:r>
+              <w:rPr>
+                <w:rFonts w:ascii="PingFang SC" w:hAnsi="PingFang SC" w:eastAsia="PingFang SC"/>
+                <w:b w:val="0"/>
+                <w:sz w:val="18"/>
+              </w:rPr>
+              <w:t>支点壳年销千万件，一年 20 亿元</w:t>
+            </w:r>
+          </w:p>
+        </w:tc>
+        <w:tc>
+          <w:tcPr>
+            <w:tcW w:type="dxa" w:w="1904"/>
+            <w:shd w:fill="EDF1F8"/>
+          </w:tcPr>
+          <w:p>
+            <w:pPr>
+              <w:spacing w:before="60" w:after="60" w:line="276" w:lineRule="auto"/>
+            </w:pPr>
+            <w:r/>
+            <w:r>
+              <w:rPr>
+                <w:rFonts w:ascii="PingFang SC" w:hAnsi="PingFang SC" w:eastAsia="PingFang SC"/>
+                <w:b w:val="0"/>
+                <w:sz w:val="18"/>
+              </w:rPr>
+              <w:t>蓝禾公众号、今日头条</w:t>
+            </w:r>
+          </w:p>
+        </w:tc>
+        <w:tc>
+          <w:tcPr>
+            <w:tcW w:type="dxa" w:w="1904"/>
+            <w:shd w:fill="EDF1F8"/>
+          </w:tcPr>
+          <w:p>
+            <w:pPr>
+              <w:spacing w:before="60" w:after="60" w:line="276" w:lineRule="auto"/>
+            </w:pPr>
+            <w:r/>
+            <w:r>
+              <w:rPr>
+                <w:rFonts w:ascii="PingFang SC" w:hAnsi="PingFang SC" w:eastAsia="PingFang SC"/>
+                <w:b w:val="0"/>
+                <w:sz w:val="18"/>
+              </w:rPr>
+              <w:t>报道层，非官方</w:t>
+            </w:r>
+          </w:p>
+        </w:tc>
+        <w:tc>
+          <w:tcPr>
+            <w:tcW w:type="dxa" w:w="1904"/>
+            <w:shd w:fill="EDF1F8"/>
+          </w:tcPr>
+          <w:p>
+            <w:pPr>
+              <w:spacing w:before="60" w:after="60" w:line="276" w:lineRule="auto"/>
+            </w:pPr>
+            <w:r/>
+            <w:r>
+              <w:rPr>
+                <w:rFonts w:ascii="PingFang SC" w:hAnsi="PingFang SC" w:eastAsia="PingFang SC"/>
+                <w:b w:val="0"/>
+                <w:sz w:val="18"/>
+              </w:rPr>
+              <w:t>规模参照，不作事实使用</w:t>
+            </w:r>
+          </w:p>
+        </w:tc>
+      </w:tr>
+      <w:tr>
+        <w:tc>
+          <w:tcPr>
+            <w:tcW w:type="dxa" w:w="1904"/>
+          </w:tcPr>
+          <w:p>
+            <w:pPr>
+              <w:spacing w:before="60" w:after="60" w:line="276" w:lineRule="auto"/>
+            </w:pPr>
+            <w:r/>
+            <w:r>
+              <w:rPr>
+                <w:rFonts w:ascii="PingFang SC" w:hAnsi="PingFang SC" w:eastAsia="PingFang SC"/>
+                <w:b w:val="0"/>
+                <w:sz w:val="18"/>
+              </w:rPr>
+              <w:t>CASETIFY 主流款价格</w:t>
+            </w:r>
+          </w:p>
+        </w:tc>
+        <w:tc>
+          <w:tcPr>
+            <w:tcW w:type="dxa" w:w="1904"/>
+          </w:tcPr>
+          <w:p>
+            <w:pPr>
+              <w:spacing w:before="60" w:after="60" w:line="276" w:lineRule="auto"/>
+            </w:pPr>
+            <w:r/>
+            <w:r>
+              <w:rPr>
+                <w:rFonts w:ascii="PingFang SC" w:hAnsi="PingFang SC" w:eastAsia="PingFang SC"/>
+                <w:b w:val="0"/>
+                <w:sz w:val="18"/>
+              </w:rPr>
+              <w:t>约 500 元，联名款上万</w:t>
+            </w:r>
+          </w:p>
+        </w:tc>
+        <w:tc>
+          <w:tcPr>
+            <w:tcW w:type="dxa" w:w="1904"/>
+          </w:tcPr>
+          <w:p>
+            <w:pPr>
+              <w:spacing w:before="60" w:after="60" w:line="276" w:lineRule="auto"/>
+            </w:pPr>
+            <w:r/>
+            <w:r>
+              <w:rPr>
+                <w:rFonts w:ascii="PingFang SC" w:hAnsi="PingFang SC" w:eastAsia="PingFang SC"/>
+                <w:b w:val="0"/>
+                <w:sz w:val="18"/>
+              </w:rPr>
+              <w:t>知乎、今日头条</w:t>
+            </w:r>
+          </w:p>
+        </w:tc>
+        <w:tc>
+          <w:tcPr>
+            <w:tcW w:type="dxa" w:w="1904"/>
+          </w:tcPr>
+          <w:p>
+            <w:pPr>
+              <w:spacing w:before="60" w:after="60" w:line="276" w:lineRule="auto"/>
+            </w:pPr>
+            <w:r/>
+            <w:r>
+              <w:rPr>
+                <w:rFonts w:ascii="PingFang SC" w:hAnsi="PingFang SC" w:eastAsia="PingFang SC"/>
+                <w:b w:val="0"/>
+                <w:sz w:val="18"/>
+              </w:rPr>
+              <w:t>报道层</w:t>
+            </w:r>
+          </w:p>
+        </w:tc>
+        <w:tc>
+          <w:tcPr>
+            <w:tcW w:type="dxa" w:w="1904"/>
+          </w:tcPr>
+          <w:p>
+            <w:pPr>
+              <w:spacing w:before="60" w:after="60" w:line="276" w:lineRule="auto"/>
+            </w:pPr>
+            <w:r/>
+            <w:r>
+              <w:rPr>
+                <w:rFonts w:ascii="PingFang SC" w:hAnsi="PingFang SC" w:eastAsia="PingFang SC"/>
+                <w:b w:val="0"/>
+                <w:sz w:val="18"/>
+              </w:rPr>
+              <w:t>竞品价格带天花板</w:t>
+            </w:r>
+          </w:p>
+        </w:tc>
+      </w:tr>
+      <w:tr>
+        <w:tc>
+          <w:tcPr>
+            <w:tcW w:type="dxa" w:w="1904"/>
+            <w:shd w:fill="EDF1F8"/>
+          </w:tcPr>
+          <w:p>
+            <w:pPr>
+              <w:spacing w:before="60" w:after="60" w:line="276" w:lineRule="auto"/>
+            </w:pPr>
+            <w:r/>
+            <w:r>
+              <w:rPr>
+                <w:rFonts w:ascii="PingFang SC" w:hAnsi="PingFang SC" w:eastAsia="PingFang SC"/>
+                <w:b w:val="0"/>
+                <w:sz w:val="18"/>
+              </w:rPr>
+              <w:t>CASETIFY 规模口径</w:t>
+            </w:r>
+          </w:p>
+        </w:tc>
+        <w:tc>
+          <w:tcPr>
+            <w:tcW w:type="dxa" w:w="1904"/>
+            <w:shd w:fill="EDF1F8"/>
+          </w:tcPr>
+          <w:p>
+            <w:pPr>
+              <w:spacing w:before="60" w:after="60" w:line="276" w:lineRule="auto"/>
+            </w:pPr>
+            <w:r/>
+            <w:r>
+              <w:rPr>
+                <w:rFonts w:ascii="PingFang SC" w:hAnsi="PingFang SC" w:eastAsia="PingFang SC"/>
+                <w:b w:val="0"/>
+                <w:sz w:val="18"/>
+              </w:rPr>
+              <w:t>22 亿元、3 亿美元</w:t>
+            </w:r>
+          </w:p>
+        </w:tc>
+        <w:tc>
+          <w:tcPr>
+            <w:tcW w:type="dxa" w:w="1904"/>
+            <w:shd w:fill="EDF1F8"/>
+          </w:tcPr>
+          <w:p>
+            <w:pPr>
+              <w:spacing w:before="60" w:after="60" w:line="276" w:lineRule="auto"/>
+            </w:pPr>
+            <w:r/>
+            <w:r>
+              <w:rPr>
+                <w:rFonts w:ascii="PingFang SC" w:hAnsi="PingFang SC" w:eastAsia="PingFang SC"/>
+                <w:b w:val="0"/>
+                <w:sz w:val="18"/>
+              </w:rPr>
+              <w:t>知乎、今日头条</w:t>
+            </w:r>
+          </w:p>
+        </w:tc>
+        <w:tc>
+          <w:tcPr>
+            <w:tcW w:type="dxa" w:w="1904"/>
+            <w:shd w:fill="EDF1F8"/>
+          </w:tcPr>
+          <w:p>
+            <w:pPr>
+              <w:spacing w:before="60" w:after="60" w:line="276" w:lineRule="auto"/>
+            </w:pPr>
+            <w:r/>
+            <w:r>
+              <w:rPr>
+                <w:rFonts w:ascii="PingFang SC" w:hAnsi="PingFang SC" w:eastAsia="PingFang SC"/>
+                <w:b w:val="0"/>
+                <w:sz w:val="18"/>
+              </w:rPr>
+              <w:t>报道层，非官方</w:t>
+            </w:r>
+          </w:p>
+        </w:tc>
+        <w:tc>
+          <w:tcPr>
+            <w:tcW w:type="dxa" w:w="1904"/>
+            <w:shd w:fill="EDF1F8"/>
+          </w:tcPr>
+          <w:p>
+            <w:pPr>
+              <w:spacing w:before="60" w:after="60" w:line="276" w:lineRule="auto"/>
+            </w:pPr>
+            <w:r/>
+            <w:r>
+              <w:rPr>
+                <w:rFonts w:ascii="PingFang SC" w:hAnsi="PingFang SC" w:eastAsia="PingFang SC"/>
+                <w:b w:val="0"/>
+                <w:sz w:val="18"/>
+              </w:rPr>
+              <w:t>规模参照</w:t>
+            </w:r>
+          </w:p>
+        </w:tc>
+      </w:tr>
+      <w:tr>
+        <w:tc>
+          <w:tcPr>
+            <w:tcW w:type="dxa" w:w="1904"/>
+          </w:tcPr>
+          <w:p>
+            <w:pPr>
+              <w:spacing w:before="60" w:after="60" w:line="276" w:lineRule="auto"/>
+            </w:pPr>
+            <w:r/>
+            <w:r>
+              <w:rPr>
+                <w:rFonts w:ascii="PingFang SC" w:hAnsi="PingFang SC" w:eastAsia="PingFang SC"/>
+                <w:b w:val="0"/>
+                <w:sz w:val="18"/>
+              </w:rPr>
+              <w:t>决色芳纶壳价格</w:t>
+            </w:r>
+          </w:p>
+        </w:tc>
+        <w:tc>
+          <w:tcPr>
+            <w:tcW w:type="dxa" w:w="1904"/>
+          </w:tcPr>
+          <w:p>
+            <w:pPr>
+              <w:spacing w:before="60" w:after="60" w:line="276" w:lineRule="auto"/>
+            </w:pPr>
+            <w:r/>
+            <w:r>
+              <w:rPr>
+                <w:rFonts w:ascii="PingFang SC" w:hAnsi="PingFang SC" w:eastAsia="PingFang SC"/>
+                <w:b w:val="0"/>
+                <w:sz w:val="18"/>
+              </w:rPr>
+              <w:t>116 到 150 元（iPhone 14 款 116.47 元）</w:t>
+            </w:r>
+          </w:p>
+        </w:tc>
+        <w:tc>
+          <w:tcPr>
+            <w:tcW w:type="dxa" w:w="1904"/>
+          </w:tcPr>
+          <w:p>
+            <w:pPr>
+              <w:spacing w:before="60" w:after="60" w:line="276" w:lineRule="auto"/>
+            </w:pPr>
+            <w:r/>
+            <w:r>
+              <w:rPr>
+                <w:rFonts w:ascii="PingFang SC" w:hAnsi="PingFang SC" w:eastAsia="PingFang SC"/>
+                <w:b w:val="0"/>
+                <w:sz w:val="18"/>
+              </w:rPr>
+              <w:t>什么值得买 2023 年 11 月</w:t>
+            </w:r>
+          </w:p>
+        </w:tc>
+        <w:tc>
+          <w:tcPr>
+            <w:tcW w:type="dxa" w:w="1904"/>
+          </w:tcPr>
+          <w:p>
+            <w:pPr>
+              <w:spacing w:before="60" w:after="60" w:line="276" w:lineRule="auto"/>
+            </w:pPr>
+            <w:r/>
+            <w:r>
+              <w:rPr>
+                <w:rFonts w:ascii="PingFang SC" w:hAnsi="PingFang SC" w:eastAsia="PingFang SC"/>
+                <w:b w:val="0"/>
+                <w:sz w:val="18"/>
+              </w:rPr>
+              <w:t>报道层</w:t>
+            </w:r>
+          </w:p>
+        </w:tc>
+        <w:tc>
+          <w:tcPr>
+            <w:tcW w:type="dxa" w:w="1904"/>
+          </w:tcPr>
+          <w:p>
+            <w:pPr>
+              <w:spacing w:before="60" w:after="60" w:line="276" w:lineRule="auto"/>
+            </w:pPr>
+            <w:r/>
+            <w:r>
+              <w:rPr>
+                <w:rFonts w:ascii="PingFang SC" w:hAnsi="PingFang SC" w:eastAsia="PingFang SC"/>
+                <w:b w:val="0"/>
+                <w:sz w:val="18"/>
+              </w:rPr>
+              <w:t>同材质低价格锚</w:t>
+            </w:r>
+          </w:p>
+        </w:tc>
+      </w:tr>
+      <w:tr>
+        <w:tc>
+          <w:tcPr>
+            <w:tcW w:type="dxa" w:w="1904"/>
+            <w:shd w:fill="EDF1F8"/>
+          </w:tcPr>
+          <w:p>
+            <w:pPr>
+              <w:spacing w:before="60" w:after="60" w:line="276" w:lineRule="auto"/>
+            </w:pPr>
+            <w:r/>
+            <w:r>
+              <w:rPr>
+                <w:rFonts w:ascii="PingFang SC" w:hAnsi="PingFang SC" w:eastAsia="PingFang SC"/>
+                <w:b w:val="0"/>
+                <w:sz w:val="18"/>
+              </w:rPr>
+              <w:t>邦克仕凯芙拉磁吸壳</w:t>
+            </w:r>
+          </w:p>
+        </w:tc>
+        <w:tc>
+          <w:tcPr>
+            <w:tcW w:type="dxa" w:w="1904"/>
+            <w:shd w:fill="EDF1F8"/>
+          </w:tcPr>
+          <w:p>
+            <w:pPr>
+              <w:spacing w:before="60" w:after="60" w:line="276" w:lineRule="auto"/>
+            </w:pPr>
+            <w:r/>
+            <w:r>
+              <w:rPr>
+                <w:rFonts w:ascii="PingFang SC" w:hAnsi="PingFang SC" w:eastAsia="PingFang SC"/>
+                <w:b w:val="0"/>
+                <w:sz w:val="18"/>
+              </w:rPr>
+              <w:t>169 元（iPhone 14 Pro Max）</w:t>
+            </w:r>
+          </w:p>
+        </w:tc>
+        <w:tc>
+          <w:tcPr>
+            <w:tcW w:type="dxa" w:w="1904"/>
+            <w:shd w:fill="EDF1F8"/>
+          </w:tcPr>
+          <w:p>
+            <w:pPr>
+              <w:spacing w:before="60" w:after="60" w:line="276" w:lineRule="auto"/>
+            </w:pPr>
+            <w:r/>
+            <w:r>
+              <w:rPr>
+                <w:rFonts w:ascii="PingFang SC" w:hAnsi="PingFang SC" w:eastAsia="PingFang SC"/>
+                <w:b w:val="0"/>
+                <w:sz w:val="18"/>
+              </w:rPr>
+              <w:t>中关村在线 2024 年</w:t>
+            </w:r>
+          </w:p>
+        </w:tc>
+        <w:tc>
+          <w:tcPr>
+            <w:tcW w:type="dxa" w:w="1904"/>
+            <w:shd w:fill="EDF1F8"/>
+          </w:tcPr>
+          <w:p>
+            <w:pPr>
+              <w:spacing w:before="60" w:after="60" w:line="276" w:lineRule="auto"/>
+            </w:pPr>
+            <w:r/>
+            <w:r>
+              <w:rPr>
+                <w:rFonts w:ascii="PingFang SC" w:hAnsi="PingFang SC" w:eastAsia="PingFang SC"/>
+                <w:b w:val="0"/>
+                <w:sz w:val="18"/>
+              </w:rPr>
+              <w:t>报道层</w:t>
+            </w:r>
+          </w:p>
+        </w:tc>
+        <w:tc>
+          <w:tcPr>
+            <w:tcW w:type="dxa" w:w="1904"/>
+            <w:shd w:fill="EDF1F8"/>
+          </w:tcPr>
+          <w:p>
+            <w:pPr>
+              <w:spacing w:before="60" w:after="60" w:line="276" w:lineRule="auto"/>
+            </w:pPr>
+            <w:r/>
+            <w:r>
+              <w:rPr>
+                <w:rFonts w:ascii="PingFang SC" w:hAnsi="PingFang SC" w:eastAsia="PingFang SC"/>
+                <w:b w:val="0"/>
+                <w:sz w:val="18"/>
+              </w:rPr>
+              <w:t>同材质中位价格锚</w:t>
+            </w:r>
+          </w:p>
+        </w:tc>
+      </w:tr>
+      <w:tr>
+        <w:tc>
+          <w:tcPr>
+            <w:tcW w:type="dxa" w:w="1904"/>
+          </w:tcPr>
+          <w:p>
+            <w:pPr>
+              <w:spacing w:before="60" w:after="60" w:line="276" w:lineRule="auto"/>
+            </w:pPr>
+            <w:r/>
+            <w:r>
+              <w:rPr>
+                <w:rFonts w:ascii="PingFang SC" w:hAnsi="PingFang SC" w:eastAsia="PingFang SC"/>
+                <w:b w:val="0"/>
+                <w:sz w:val="18"/>
+              </w:rPr>
+              <w:t>邦克仕凯芙拉盲盒</w:t>
+            </w:r>
+          </w:p>
+        </w:tc>
+        <w:tc>
+          <w:tcPr>
+            <w:tcW w:type="dxa" w:w="1904"/>
+          </w:tcPr>
+          <w:p>
+            <w:pPr>
+              <w:spacing w:before="60" w:after="60" w:line="276" w:lineRule="auto"/>
+            </w:pPr>
+            <w:r/>
+            <w:r>
+              <w:rPr>
+                <w:rFonts w:ascii="PingFang SC" w:hAnsi="PingFang SC" w:eastAsia="PingFang SC"/>
+                <w:b w:val="0"/>
+                <w:sz w:val="18"/>
+              </w:rPr>
+              <w:t>87.78 元</w:t>
+            </w:r>
+          </w:p>
+        </w:tc>
+        <w:tc>
+          <w:tcPr>
+            <w:tcW w:type="dxa" w:w="1904"/>
+          </w:tcPr>
+          <w:p>
+            <w:pPr>
+              <w:spacing w:before="60" w:after="60" w:line="276" w:lineRule="auto"/>
+            </w:pPr>
+            <w:r/>
+            <w:r>
+              <w:rPr>
+                <w:rFonts w:ascii="PingFang SC" w:hAnsi="PingFang SC" w:eastAsia="PingFang SC"/>
+                <w:b w:val="0"/>
+                <w:sz w:val="18"/>
+              </w:rPr>
+              <w:t>什么值得买 2024 年 6 月</w:t>
+            </w:r>
+          </w:p>
+        </w:tc>
+        <w:tc>
+          <w:tcPr>
+            <w:tcW w:type="dxa" w:w="1904"/>
+          </w:tcPr>
+          <w:p>
+            <w:pPr>
+              <w:spacing w:before="60" w:after="60" w:line="276" w:lineRule="auto"/>
+            </w:pPr>
+            <w:r/>
+            <w:r>
+              <w:rPr>
+                <w:rFonts w:ascii="PingFang SC" w:hAnsi="PingFang SC" w:eastAsia="PingFang SC"/>
+                <w:b w:val="0"/>
+                <w:sz w:val="18"/>
+              </w:rPr>
+              <w:t>报道层</w:t>
+            </w:r>
+          </w:p>
+        </w:tc>
+        <w:tc>
+          <w:tcPr>
+            <w:tcW w:type="dxa" w:w="1904"/>
+          </w:tcPr>
+          <w:p>
+            <w:pPr>
+              <w:spacing w:before="60" w:after="60" w:line="276" w:lineRule="auto"/>
+            </w:pPr>
+            <w:r/>
+            <w:r>
+              <w:rPr>
+                <w:rFonts w:ascii="PingFang SC" w:hAnsi="PingFang SC" w:eastAsia="PingFang SC"/>
+                <w:b w:val="0"/>
+                <w:sz w:val="18"/>
+              </w:rPr>
+              <w:t>促销价格锚</w:t>
+            </w:r>
+          </w:p>
+        </w:tc>
+      </w:tr>
+      <w:tr>
+        <w:tc>
+          <w:tcPr>
+            <w:tcW w:type="dxa" w:w="1904"/>
+            <w:shd w:fill="EDF1F8"/>
+          </w:tcPr>
+          <w:p>
+            <w:pPr>
+              <w:spacing w:before="60" w:after="60" w:line="276" w:lineRule="auto"/>
+            </w:pPr>
+            <w:r/>
+            <w:r>
+              <w:rPr>
+                <w:rFonts w:ascii="PingFang SC" w:hAnsi="PingFang SC" w:eastAsia="PingFang SC"/>
+                <w:b w:val="0"/>
+                <w:sz w:val="18"/>
+              </w:rPr>
+              <w:t>芳纶壳批发价</w:t>
+            </w:r>
+          </w:p>
+        </w:tc>
+        <w:tc>
+          <w:tcPr>
+            <w:tcW w:type="dxa" w:w="1904"/>
+            <w:shd w:fill="EDF1F8"/>
+          </w:tcPr>
+          <w:p>
+            <w:pPr>
+              <w:spacing w:before="60" w:after="60" w:line="276" w:lineRule="auto"/>
+            </w:pPr>
+            <w:r/>
+            <w:r>
+              <w:rPr>
+                <w:rFonts w:ascii="PingFang SC" w:hAnsi="PingFang SC" w:eastAsia="PingFang SC"/>
+                <w:b w:val="0"/>
+                <w:sz w:val="18"/>
+              </w:rPr>
+              <w:t>约 140 元（三星 S25 Ultra 经典款）</w:t>
+            </w:r>
+          </w:p>
+        </w:tc>
+        <w:tc>
+          <w:tcPr>
+            <w:tcW w:type="dxa" w:w="1904"/>
+            <w:shd w:fill="EDF1F8"/>
+          </w:tcPr>
+          <w:p>
+            <w:pPr>
+              <w:spacing w:before="60" w:after="60" w:line="276" w:lineRule="auto"/>
+            </w:pPr>
+            <w:r/>
+            <w:r>
+              <w:rPr>
+                <w:rFonts w:ascii="PingFang SC" w:hAnsi="PingFang SC" w:eastAsia="PingFang SC"/>
+                <w:b w:val="0"/>
+                <w:sz w:val="18"/>
+              </w:rPr>
+              <w:t>1688 报价</w:t>
+            </w:r>
+          </w:p>
+        </w:tc>
+        <w:tc>
+          <w:tcPr>
+            <w:tcW w:type="dxa" w:w="1904"/>
+            <w:shd w:fill="EDF1F8"/>
+          </w:tcPr>
+          <w:p>
+            <w:pPr>
+              <w:spacing w:before="60" w:after="60" w:line="276" w:lineRule="auto"/>
+            </w:pPr>
+            <w:r/>
+            <w:r>
+              <w:rPr>
+                <w:rFonts w:ascii="PingFang SC" w:hAnsi="PingFang SC" w:eastAsia="PingFang SC"/>
+                <w:b w:val="0"/>
+                <w:sz w:val="18"/>
+              </w:rPr>
+              <w:t>报道层</w:t>
+            </w:r>
+          </w:p>
+        </w:tc>
+        <w:tc>
+          <w:tcPr>
+            <w:tcW w:type="dxa" w:w="1904"/>
+            <w:shd w:fill="EDF1F8"/>
+          </w:tcPr>
+          <w:p>
+            <w:pPr>
+              <w:spacing w:before="60" w:after="60" w:line="276" w:lineRule="auto"/>
+            </w:pPr>
+            <w:r/>
+            <w:r>
+              <w:rPr>
+                <w:rFonts w:ascii="PingFang SC" w:hAnsi="PingFang SC" w:eastAsia="PingFang SC"/>
+                <w:b w:val="0"/>
+                <w:sz w:val="18"/>
+              </w:rPr>
+              <w:t>加价倍数的分母</w:t>
+            </w:r>
+          </w:p>
+        </w:tc>
+      </w:tr>
+      <w:tr>
+        <w:tc>
+          <w:tcPr>
+            <w:tcW w:type="dxa" w:w="1904"/>
+          </w:tcPr>
+          <w:p>
+            <w:pPr>
+              <w:spacing w:before="60" w:after="60" w:line="276" w:lineRule="auto"/>
+            </w:pPr>
+            <w:r/>
+            <w:r>
+              <w:rPr>
+                <w:rFonts w:ascii="PingFang SC" w:hAnsi="PingFang SC" w:eastAsia="PingFang SC"/>
+                <w:b w:val="0"/>
+                <w:sz w:val="18"/>
+              </w:rPr>
+              <w:t>低端壳批发价</w:t>
+            </w:r>
+          </w:p>
+        </w:tc>
+        <w:tc>
+          <w:tcPr>
+            <w:tcW w:type="dxa" w:w="1904"/>
+          </w:tcPr>
+          <w:p>
+            <w:pPr>
+              <w:spacing w:before="60" w:after="60" w:line="276" w:lineRule="auto"/>
+            </w:pPr>
+            <w:r/>
+            <w:r>
+              <w:rPr>
+                <w:rFonts w:ascii="PingFang SC" w:hAnsi="PingFang SC" w:eastAsia="PingFang SC"/>
+                <w:b w:val="0"/>
+                <w:sz w:val="18"/>
+              </w:rPr>
+              <w:t>约 1 到 11 元</w:t>
+            </w:r>
+          </w:p>
+        </w:tc>
+        <w:tc>
+          <w:tcPr>
+            <w:tcW w:type="dxa" w:w="1904"/>
+          </w:tcPr>
+          <w:p>
+            <w:pPr>
+              <w:spacing w:before="60" w:after="60" w:line="276" w:lineRule="auto"/>
+            </w:pPr>
+            <w:r/>
+            <w:r>
+              <w:rPr>
+                <w:rFonts w:ascii="PingFang SC" w:hAnsi="PingFang SC" w:eastAsia="PingFang SC"/>
+                <w:b w:val="0"/>
+                <w:sz w:val="18"/>
+              </w:rPr>
+              <w:t>1688、财经报道</w:t>
+            </w:r>
+          </w:p>
+        </w:tc>
+        <w:tc>
+          <w:tcPr>
+            <w:tcW w:type="dxa" w:w="1904"/>
+          </w:tcPr>
+          <w:p>
+            <w:pPr>
+              <w:spacing w:before="60" w:after="60" w:line="276" w:lineRule="auto"/>
+            </w:pPr>
+            <w:r/>
+            <w:r>
+              <w:rPr>
+                <w:rFonts w:ascii="PingFang SC" w:hAnsi="PingFang SC" w:eastAsia="PingFang SC"/>
+                <w:b w:val="0"/>
+                <w:sz w:val="18"/>
+              </w:rPr>
+              <w:t>报道层</w:t>
+            </w:r>
+          </w:p>
+        </w:tc>
+        <w:tc>
+          <w:tcPr>
+            <w:tcW w:type="dxa" w:w="1904"/>
+          </w:tcPr>
+          <w:p>
+            <w:pPr>
+              <w:spacing w:before="60" w:after="60" w:line="276" w:lineRule="auto"/>
+            </w:pPr>
+            <w:r/>
+            <w:r>
+              <w:rPr>
+                <w:rFonts w:ascii="PingFang SC" w:hAnsi="PingFang SC" w:eastAsia="PingFang SC"/>
+                <w:b w:val="0"/>
+                <w:sz w:val="18"/>
+              </w:rPr>
+              <w:t>说明哑铃结构的下端</w:t>
+            </w:r>
+          </w:p>
+        </w:tc>
+      </w:tr>
+      <w:tr>
+        <w:tc>
+          <w:tcPr>
+            <w:tcW w:type="dxa" w:w="1904"/>
+            <w:shd w:fill="EDF1F8"/>
+          </w:tcPr>
+          <w:p>
+            <w:pPr>
+              <w:spacing w:before="60" w:after="60" w:line="276" w:lineRule="auto"/>
+            </w:pPr>
+            <w:r/>
+            <w:r>
+              <w:rPr>
+                <w:rFonts w:ascii="PingFang SC" w:hAnsi="PingFang SC" w:eastAsia="PingFang SC"/>
+                <w:b w:val="0"/>
+                <w:sz w:val="18"/>
+              </w:rPr>
+              <w:t>代工到零售的加价倍数</w:t>
+            </w:r>
+          </w:p>
+        </w:tc>
+        <w:tc>
+          <w:tcPr>
+            <w:tcW w:type="dxa" w:w="1904"/>
+            <w:shd w:fill="EDF1F8"/>
+          </w:tcPr>
+          <w:p>
+            <w:pPr>
+              <w:spacing w:before="60" w:after="60" w:line="276" w:lineRule="auto"/>
+            </w:pPr>
+            <w:r/>
+            <w:r>
+              <w:rPr>
+                <w:rFonts w:ascii="PingFang SC" w:hAnsi="PingFang SC" w:eastAsia="PingFang SC"/>
+                <w:b w:val="0"/>
+                <w:sz w:val="18"/>
+              </w:rPr>
+              <w:t>约 3 到 5 倍</w:t>
+            </w:r>
+          </w:p>
+        </w:tc>
+        <w:tc>
+          <w:tcPr>
+            <w:tcW w:type="dxa" w:w="1904"/>
+            <w:shd w:fill="EDF1F8"/>
+          </w:tcPr>
+          <w:p>
+            <w:pPr>
+              <w:spacing w:before="60" w:after="60" w:line="276" w:lineRule="auto"/>
+            </w:pPr>
+            <w:r/>
+            <w:r>
+              <w:rPr>
+                <w:rFonts w:ascii="PingFang SC" w:hAnsi="PingFang SC" w:eastAsia="PingFang SC"/>
+                <w:b w:val="0"/>
+                <w:sz w:val="18"/>
+              </w:rPr>
+              <w:t>由上述价格映射</w:t>
+            </w:r>
+          </w:p>
+        </w:tc>
+        <w:tc>
+          <w:tcPr>
+            <w:tcW w:type="dxa" w:w="1904"/>
+            <w:shd w:fill="EDF1F8"/>
+          </w:tcPr>
+          <w:p>
+            <w:pPr>
+              <w:spacing w:before="60" w:after="60" w:line="276" w:lineRule="auto"/>
+            </w:pPr>
+            <w:r/>
+            <w:r>
+              <w:rPr>
+                <w:rFonts w:ascii="PingFang SC" w:hAnsi="PingFang SC" w:eastAsia="PingFang SC"/>
+                <w:b w:val="0"/>
+                <w:sz w:val="18"/>
+              </w:rPr>
+              <w:t>映射层</w:t>
+            </w:r>
+          </w:p>
+        </w:tc>
+        <w:tc>
+          <w:tcPr>
+            <w:tcW w:type="dxa" w:w="1904"/>
+            <w:shd w:fill="EDF1F8"/>
+          </w:tcPr>
+          <w:p>
+            <w:pPr>
+              <w:spacing w:before="60" w:after="60" w:line="276" w:lineRule="auto"/>
+            </w:pPr>
+            <w:r/>
+            <w:r>
+              <w:rPr>
+                <w:rFonts w:ascii="PingFang SC" w:hAnsi="PingFang SC" w:eastAsia="PingFang SC"/>
+                <w:b w:val="0"/>
+                <w:sz w:val="18"/>
+              </w:rPr>
+              <w:t>价值链分配的推断，不是成本核算</w:t>
+            </w:r>
+          </w:p>
+        </w:tc>
+      </w:tr>
+      <w:tr>
+        <w:tc>
+          <w:tcPr>
+            <w:tcW w:type="dxa" w:w="1904"/>
+          </w:tcPr>
+          <w:p>
+            <w:pPr>
+              <w:spacing w:before="60" w:after="60" w:line="276" w:lineRule="auto"/>
+            </w:pPr>
+            <w:r/>
+            <w:r>
+              <w:rPr>
+                <w:rFonts w:ascii="PingFang SC" w:hAnsi="PingFang SC" w:eastAsia="PingFang SC"/>
+                <w:b w:val="0"/>
+                <w:sz w:val="18"/>
+              </w:rPr>
+              <w:t>天猫与京东付款人数、月销、回头客率</w:t>
+            </w:r>
+          </w:p>
+        </w:tc>
+        <w:tc>
+          <w:tcPr>
+            <w:tcW w:type="dxa" w:w="1904"/>
+          </w:tcPr>
+          <w:p>
+            <w:pPr>
+              <w:spacing w:before="60" w:after="60" w:line="276" w:lineRule="auto"/>
+            </w:pPr>
+            <w:r/>
+            <w:r>
+              <w:rPr>
+                <w:rFonts w:ascii="PingFang SC" w:hAnsi="PingFang SC" w:eastAsia="PingFang SC"/>
+                <w:b w:val="0"/>
+                <w:sz w:val="18"/>
+              </w:rPr>
+              <w:t>未获取</w:t>
+            </w:r>
+          </w:p>
+        </w:tc>
+        <w:tc>
+          <w:tcPr>
+            <w:tcW w:type="dxa" w:w="1904"/>
+          </w:tcPr>
+          <w:p>
+            <w:pPr>
+              <w:spacing w:before="60" w:after="60" w:line="276" w:lineRule="auto"/>
+            </w:pPr>
+            <w:r/>
+            <w:r>
+              <w:rPr>
+                <w:rFonts w:ascii="PingFang SC" w:hAnsi="PingFang SC" w:eastAsia="PingFang SC"/>
+                <w:b w:val="0"/>
+                <w:sz w:val="18"/>
+              </w:rPr>
+              <w:t>平台需登录态页面</w:t>
+            </w:r>
+          </w:p>
+        </w:tc>
+        <w:tc>
+          <w:tcPr>
+            <w:tcW w:type="dxa" w:w="1904"/>
+          </w:tcPr>
+          <w:p>
+            <w:pPr>
+              <w:spacing w:before="60" w:after="60" w:line="276" w:lineRule="auto"/>
+            </w:pPr>
+            <w:r/>
+            <w:r>
+              <w:rPr>
+                <w:rFonts w:ascii="PingFang SC" w:hAnsi="PingFang SC" w:eastAsia="PingFang SC"/>
+                <w:b w:val="0"/>
+                <w:sz w:val="18"/>
+              </w:rPr>
+              <w:t>无</w:t>
+            </w:r>
+          </w:p>
+        </w:tc>
+        <w:tc>
+          <w:tcPr>
+            <w:tcW w:type="dxa" w:w="1904"/>
+          </w:tcPr>
+          <w:p>
+            <w:pPr>
+              <w:spacing w:before="60" w:after="60" w:line="276" w:lineRule="auto"/>
+            </w:pPr>
+            <w:r/>
+            <w:r>
+              <w:rPr>
+                <w:rFonts w:ascii="PingFang SC" w:hAnsi="PingFang SC" w:eastAsia="PingFang SC"/>
+                <w:b w:val="0"/>
+                <w:sz w:val="18"/>
+              </w:rPr>
+              <w:t>正文不引用，避免用错口径</w:t>
+            </w:r>
+          </w:p>
+        </w:tc>
+      </w:tr>
+    </w:tbl>
+    <w:p/>
     <w:p>
       <w:pPr>
         <w:pStyle w:val="Heading2"/>
